--- a/docs/report/TechnicalReport.docx
+++ b/docs/report/TechnicalReport.docx
@@ -1,40 +1,48 @@
 
 <file path=word/document.xml><?xml version="1.0" encoding="utf-8"?>
-<w:document xmlns:mc="http://schemas.openxmlformats.org/markup-compatibility/2006" xmlns:o="urn:schemas-microsoft-com:office:office" xmlns:r="http://schemas.openxmlformats.org/officeDocument/2006/relationships" xmlns:m="http://schemas.openxmlformats.org/officeDocument/2006/math" xmlns:v="urn:schemas-microsoft-com:vml" xmlns:wp="http://schemas.openxmlformats.org/drawingml/2006/wordprocessingDrawing" xmlns:w10="urn:schemas-microsoft-com:office:word" xmlns:w="http://schemas.openxmlformats.org/wordprocessingml/2006/main" xmlns:wne="http://schemas.microsoft.com/office/word/2006/wordml" xmlns:sl="http://schemas.openxmlformats.org/schemaLibrary/2006/main" xmlns:a="http://schemas.openxmlformats.org/drawingml/2006/main" xmlns:pic="http://schemas.openxmlformats.org/drawingml/2006/picture" xmlns:c="http://schemas.openxmlformats.org/drawingml/2006/chart" xmlns:lc="http://schemas.openxmlformats.org/drawingml/2006/lockedCanvas" xmlns:dgm="http://schemas.openxmlformats.org/drawingml/2006/diagram" xmlns:wps="http://schemas.microsoft.com/office/word/2010/wordprocessingShape" xmlns:wpg="http://schemas.microsoft.com/office/word/2010/wordprocessingGroup" xmlns:w14="http://schemas.microsoft.com/office/word/2010/wordml" xmlns:w15="http://schemas.microsoft.com/office/word/2012/wordml" xmlns:w16="http://schemas.microsoft.com/office/word/2018/wordml" xmlns:w16cex="http://schemas.microsoft.com/office/word/2018/wordml/cex" xmlns:w16cid="http://schemas.microsoft.com/office/word/2016/wordml/cid" xmlns="http://schemas.microsoft.com/office/tasks/2019/documenttasks" xmlns:cr="http://schemas.microsoft.com/office/comments/2020/reactions">
+<w:document xmlns:wpc="http://schemas.microsoft.com/office/word/2010/wordprocessingCanvas" xmlns:cx="http://schemas.microsoft.com/office/drawing/2014/chartex" xmlns:cx1="http://schemas.microsoft.com/office/drawing/2015/9/8/chartex" xmlns:cx2="http://schemas.microsoft.com/office/drawing/2015/10/21/chartex" xmlns:cx3="http://schemas.microsoft.com/office/drawing/2016/5/9/chartex" xmlns:cx4="http://schemas.microsoft.com/office/drawing/2016/5/10/chartex" xmlns:cx5="http://schemas.microsoft.com/office/drawing/2016/5/11/chartex" xmlns:cx6="http://schemas.microsoft.com/office/drawing/2016/5/12/chartex" xmlns:cx7="http://schemas.microsoft.com/office/drawing/2016/5/13/chartex" xmlns:cx8="http://schemas.microsoft.com/office/drawing/2016/5/14/chartex" xmlns:mc="http://schemas.openxmlformats.org/markup-compatibility/2006" xmlns:aink="http://schemas.microsoft.com/office/drawing/2016/ink" xmlns:am3d="http://schemas.microsoft.com/office/drawing/2017/model3d" xmlns:o="urn:schemas-microsoft-com:office:office" xmlns:oel="http://schemas.microsoft.com/office/2019/extlst" xmlns:r="http://schemas.openxmlformats.org/officeDocument/2006/relationships" xmlns:m="http://schemas.openxmlformats.org/officeDocument/2006/math" xmlns:v="urn:schemas-microsoft-com:vml" xmlns:wp14="http://schemas.microsoft.com/office/word/2010/wordprocessingDrawing" xmlns:wp="http://schemas.openxmlformats.org/drawingml/2006/wordprocessingDrawing" xmlns:w10="urn:schemas-microsoft-com:office:word" xmlns:w="http://schemas.openxmlformats.org/wordprocessingml/2006/main" xmlns:w14="http://schemas.microsoft.com/office/word/2010/wordml" xmlns:w15="http://schemas.microsoft.com/office/word/2012/wordml" xmlns:w16cex="http://schemas.microsoft.com/office/word/2018/wordml/cex" xmlns:w16cid="http://schemas.microsoft.com/office/word/2016/wordml/cid" xmlns:w16="http://schemas.microsoft.com/office/word/2018/wordml" xmlns:w16du="http://schemas.microsoft.com/office/word/2023/wordml/word16du" xmlns:w16sdtdh="http://schemas.microsoft.com/office/word/2020/wordml/sdtdatahash" xmlns:w16sdtfl="http://schemas.microsoft.com/office/word/2024/wordml/sdtformatlock" xmlns:w16se="http://schemas.microsoft.com/office/word/2015/wordml/symex" xmlns:wpg="http://schemas.microsoft.com/office/word/2010/wordprocessingGroup" xmlns:wpi="http://schemas.microsoft.com/office/word/2010/wordprocessingInk" xmlns:wne="http://schemas.microsoft.com/office/word/2006/wordml" xmlns:wps="http://schemas.microsoft.com/office/word/2010/wordprocessingShape" mc:Ignorable="w14 w15 w16se w16cid w16 w16cex w16sdtdh w16sdtfl w16du wp14">
   <w:body>
     <w:p>
-      <w:pPr>
-        <w:rPr/>
-      </w:pPr>
       <w:r>
-        <w:rPr>
-          <w:rtl w:val="0"/>
-        </w:rPr>
-        <w:t xml:space="preserve">dlskfajld;kjfalskd</w:t>
+        <w:t>dlskfajld;kjfalsk</w:t>
+      </w:r>
+    </w:p>
+    <w:p/>
+    <w:p>
+      <w:r>
+        <w:t>tryi7drftyu</w:t>
+      </w:r>
+    </w:p>
+    <w:p/>
+    <w:p>
+      <w:r>
+        <w:t>tyghjyuguyui</w:t>
+      </w:r>
+    </w:p>
+    <w:p>
+      <w:r>
+        <w:t>ytfgjhjbbuh</w:t>
       </w:r>
     </w:p>
     <w:sectPr>
-      <w:pgSz w:h="16834" w:w="11909" w:orient="portrait"/>
-      <w:pgMar w:bottom="1440" w:top="1440" w:left="1440" w:right="1440" w:header="720" w:footer="720"/>
+      <w:pgSz w:w="11909" w:h="16834"/>
+      <w:pgMar w:top="1440" w:right="1440" w:bottom="1440" w:left="1440" w:header="720" w:footer="720" w:gutter="0"/>
       <w:pgNumType w:start="1"/>
+      <w:cols w:space="720"/>
     </w:sectPr>
   </w:body>
 </w:document>
 </file>
 
-<file path=word/numbering.xml><?xml version="1.0" encoding="utf-8"?>
-<w:numbering xmlns:mc="http://schemas.openxmlformats.org/markup-compatibility/2006" xmlns:o="urn:schemas-microsoft-com:office:office" xmlns:r="http://schemas.openxmlformats.org/officeDocument/2006/relationships" xmlns:m="http://schemas.openxmlformats.org/officeDocument/2006/math" xmlns:v="urn:schemas-microsoft-com:vml" xmlns:wp="http://schemas.openxmlformats.org/drawingml/2006/wordprocessingDrawing" xmlns:w10="urn:schemas-microsoft-com:office:word" xmlns:w="http://schemas.openxmlformats.org/wordprocessingml/2006/main" xmlns:wne="http://schemas.microsoft.com/office/word/2006/wordml" xmlns:sl="http://schemas.openxmlformats.org/schemaLibrary/2006/main" xmlns:a="http://schemas.openxmlformats.org/drawingml/2006/main" xmlns:pic="http://schemas.openxmlformats.org/drawingml/2006/picture" xmlns:c="http://schemas.openxmlformats.org/drawingml/2006/chart" xmlns:lc="http://schemas.openxmlformats.org/drawingml/2006/lockedCanvas" xmlns:dgm="http://schemas.openxmlformats.org/drawingml/2006/diagram" xmlns:wps="http://schemas.microsoft.com/office/word/2010/wordprocessingShape" xmlns:wpg="http://schemas.microsoft.com/office/word/2010/wordprocessingGroup" xmlns:w14="http://schemas.microsoft.com/office/word/2010/wordml" xmlns:w15="http://schemas.microsoft.com/office/word/2012/wordml" xmlns:w16="http://schemas.microsoft.com/office/word/2018/wordml" xmlns:w16cex="http://schemas.microsoft.com/office/word/2018/wordml/cex" xmlns:w16cid="http://schemas.microsoft.com/office/word/2016/wordml/cid" xmlns="http://schemas.microsoft.com/office/tasks/2019/documenttasks" xmlns:cr="http://schemas.microsoft.com/office/comments/2020/reactions"/>
-</file>
-
 <file path=word/styles.xml><?xml version="1.0" encoding="utf-8"?>
-<w:styles xmlns:mc="http://schemas.openxmlformats.org/markup-compatibility/2006" xmlns:o="urn:schemas-microsoft-com:office:office" xmlns:r="http://schemas.openxmlformats.org/officeDocument/2006/relationships" xmlns:m="http://schemas.openxmlformats.org/officeDocument/2006/math" xmlns:v="urn:schemas-microsoft-com:vml" xmlns:wp="http://schemas.openxmlformats.org/drawingml/2006/wordprocessingDrawing" xmlns:w10="urn:schemas-microsoft-com:office:word" xmlns:w="http://schemas.openxmlformats.org/wordprocessingml/2006/main" xmlns:wne="http://schemas.microsoft.com/office/word/2006/wordml" xmlns:sl="http://schemas.openxmlformats.org/schemaLibrary/2006/main" xmlns:a="http://schemas.openxmlformats.org/drawingml/2006/main" xmlns:pic="http://schemas.openxmlformats.org/drawingml/2006/picture" xmlns:c="http://schemas.openxmlformats.org/drawingml/2006/chart" xmlns:lc="http://schemas.openxmlformats.org/drawingml/2006/lockedCanvas" xmlns:dgm="http://schemas.openxmlformats.org/drawingml/2006/diagram" xmlns:wps="http://schemas.microsoft.com/office/word/2010/wordprocessingShape" xmlns:wpg="http://schemas.microsoft.com/office/word/2010/wordprocessingGroup" xmlns:w14="http://schemas.microsoft.com/office/word/2010/wordml" xmlns:w15="http://schemas.microsoft.com/office/word/2012/wordml" xmlns:w16="http://schemas.microsoft.com/office/word/2018/wordml" xmlns:w16cex="http://schemas.microsoft.com/office/word/2018/wordml/cex" xmlns:w16cid="http://schemas.microsoft.com/office/word/2016/wordml/cid" xmlns="http://schemas.microsoft.com/office/tasks/2019/documenttasks" xmlns:cr="http://schemas.microsoft.com/office/comments/2020/reactions">
+<w:styles xmlns:mc="http://schemas.openxmlformats.org/markup-compatibility/2006" xmlns:r="http://schemas.openxmlformats.org/officeDocument/2006/relationships" xmlns:w="http://schemas.openxmlformats.org/wordprocessingml/2006/main" xmlns:w14="http://schemas.microsoft.com/office/word/2010/wordml" xmlns:w15="http://schemas.microsoft.com/office/word/2012/wordml" xmlns:w16cex="http://schemas.microsoft.com/office/word/2018/wordml/cex" xmlns:w16cid="http://schemas.microsoft.com/office/word/2016/wordml/cid" xmlns:w16="http://schemas.microsoft.com/office/word/2018/wordml" xmlns:w16du="http://schemas.microsoft.com/office/word/2023/wordml/word16du" xmlns:w16sdtdh="http://schemas.microsoft.com/office/word/2020/wordml/sdtdatahash" xmlns:w16sdtfl="http://schemas.microsoft.com/office/word/2024/wordml/sdtformatlock" xmlns:w16se="http://schemas.microsoft.com/office/word/2015/wordml/symex" mc:Ignorable="w14 w15 w16se w16cid w16 w16cex w16sdtdh w16sdtfl w16du">
   <w:docDefaults>
     <w:rPrDefault>
       <w:rPr>
-        <w:rFonts w:ascii="Arial" w:cs="Arial" w:eastAsia="Arial" w:hAnsi="Arial"/>
+        <w:rFonts w:ascii="Arial" w:eastAsia="Arial" w:hAnsi="Arial" w:cs="Arial"/>
         <w:sz w:val="22"/>
         <w:szCs w:val="22"/>
-        <w:lang w:val="en_GB"/>
+        <w:lang w:val="en-GB" w:eastAsia="en-ZA" w:bidi="ar-SA"/>
       </w:rPr>
     </w:rPrDefault>
     <w:pPrDefault>
@@ -43,29 +51,399 @@
       </w:pPr>
     </w:pPrDefault>
   </w:docDefaults>
-  <w:style w:type="table" w:styleId="TableNormal" w:default="1">
-    <w:name w:val="TableNormal"/>
-    <w:tblPr>
-      <w:tblCellMar>
-        <w:top w:w="100.0" w:type="dxa"/>
-        <w:left w:w="100.0" w:type="dxa"/>
-        <w:bottom w:w="100.0" w:type="dxa"/>
-        <w:right w:w="100.0" w:type="dxa"/>
-      </w:tblCellMar>
-    </w:tblPr>
-  </w:style>
-  <w:style w:type="paragraph" w:styleId="Normal" w:default="1">
-    <w:name w:val="normal"/>
+  <w:latentStyles w:defLockedState="0" w:defUIPriority="99" w:defSemiHidden="0" w:defUnhideWhenUsed="0" w:defQFormat="0" w:count="376">
+    <w:lsdException w:name="Normal" w:uiPriority="0" w:qFormat="1"/>
+    <w:lsdException w:name="heading 1" w:uiPriority="9" w:qFormat="1"/>
+    <w:lsdException w:name="heading 2" w:semiHidden="1" w:uiPriority="9" w:unhideWhenUsed="1" w:qFormat="1"/>
+    <w:lsdException w:name="heading 3" w:semiHidden="1" w:uiPriority="9" w:unhideWhenUsed="1" w:qFormat="1"/>
+    <w:lsdException w:name="heading 4" w:semiHidden="1" w:uiPriority="9" w:unhideWhenUsed="1" w:qFormat="1"/>
+    <w:lsdException w:name="heading 5" w:semiHidden="1" w:uiPriority="9" w:unhideWhenUsed="1" w:qFormat="1"/>
+    <w:lsdException w:name="heading 6" w:semiHidden="1" w:uiPriority="9" w:unhideWhenUsed="1" w:qFormat="1"/>
+    <w:lsdException w:name="heading 7" w:semiHidden="1" w:uiPriority="9" w:unhideWhenUsed="1" w:qFormat="1"/>
+    <w:lsdException w:name="heading 8" w:semiHidden="1" w:uiPriority="9" w:unhideWhenUsed="1" w:qFormat="1"/>
+    <w:lsdException w:name="heading 9" w:semiHidden="1" w:uiPriority="9" w:unhideWhenUsed="1" w:qFormat="1"/>
+    <w:lsdException w:name="index 1" w:semiHidden="1" w:unhideWhenUsed="1"/>
+    <w:lsdException w:name="index 2" w:semiHidden="1" w:unhideWhenUsed="1"/>
+    <w:lsdException w:name="index 3" w:semiHidden="1" w:unhideWhenUsed="1"/>
+    <w:lsdException w:name="index 4" w:semiHidden="1" w:unhideWhenUsed="1"/>
+    <w:lsdException w:name="index 5" w:semiHidden="1" w:unhideWhenUsed="1"/>
+    <w:lsdException w:name="index 6" w:semiHidden="1" w:unhideWhenUsed="1"/>
+    <w:lsdException w:name="index 7" w:semiHidden="1" w:unhideWhenUsed="1"/>
+    <w:lsdException w:name="index 8" w:semiHidden="1" w:unhideWhenUsed="1"/>
+    <w:lsdException w:name="index 9" w:semiHidden="1" w:unhideWhenUsed="1"/>
+    <w:lsdException w:name="toc 1" w:semiHidden="1" w:uiPriority="39" w:unhideWhenUsed="1"/>
+    <w:lsdException w:name="toc 2" w:semiHidden="1" w:uiPriority="39" w:unhideWhenUsed="1"/>
+    <w:lsdException w:name="toc 3" w:semiHidden="1" w:uiPriority="39" w:unhideWhenUsed="1"/>
+    <w:lsdException w:name="toc 4" w:semiHidden="1" w:uiPriority="39" w:unhideWhenUsed="1"/>
+    <w:lsdException w:name="toc 5" w:semiHidden="1" w:uiPriority="39" w:unhideWhenUsed="1"/>
+    <w:lsdException w:name="toc 6" w:semiHidden="1" w:uiPriority="39" w:unhideWhenUsed="1"/>
+    <w:lsdException w:name="toc 7" w:semiHidden="1" w:uiPriority="39" w:unhideWhenUsed="1"/>
+    <w:lsdException w:name="toc 8" w:semiHidden="1" w:uiPriority="39" w:unhideWhenUsed="1"/>
+    <w:lsdException w:name="toc 9" w:semiHidden="1" w:uiPriority="39" w:unhideWhenUsed="1"/>
+    <w:lsdException w:name="Normal Indent" w:semiHidden="1" w:unhideWhenUsed="1"/>
+    <w:lsdException w:name="footnote text" w:semiHidden="1" w:unhideWhenUsed="1"/>
+    <w:lsdException w:name="annotation text" w:semiHidden="1" w:unhideWhenUsed="1"/>
+    <w:lsdException w:name="header" w:semiHidden="1" w:unhideWhenUsed="1"/>
+    <w:lsdException w:name="footer" w:semiHidden="1" w:unhideWhenUsed="1"/>
+    <w:lsdException w:name="index heading" w:semiHidden="1" w:unhideWhenUsed="1"/>
+    <w:lsdException w:name="caption" w:semiHidden="1" w:uiPriority="35" w:unhideWhenUsed="1" w:qFormat="1"/>
+    <w:lsdException w:name="table of figures" w:semiHidden="1" w:unhideWhenUsed="1"/>
+    <w:lsdException w:name="envelope address" w:semiHidden="1" w:unhideWhenUsed="1"/>
+    <w:lsdException w:name="envelope return" w:semiHidden="1" w:unhideWhenUsed="1"/>
+    <w:lsdException w:name="footnote reference" w:semiHidden="1" w:unhideWhenUsed="1"/>
+    <w:lsdException w:name="annotation reference" w:semiHidden="1" w:unhideWhenUsed="1"/>
+    <w:lsdException w:name="line number" w:semiHidden="1" w:unhideWhenUsed="1"/>
+    <w:lsdException w:name="page number" w:semiHidden="1" w:unhideWhenUsed="1"/>
+    <w:lsdException w:name="endnote reference" w:semiHidden="1" w:unhideWhenUsed="1"/>
+    <w:lsdException w:name="endnote text" w:semiHidden="1" w:unhideWhenUsed="1"/>
+    <w:lsdException w:name="table of authorities" w:semiHidden="1" w:unhideWhenUsed="1"/>
+    <w:lsdException w:name="macro" w:semiHidden="1" w:unhideWhenUsed="1"/>
+    <w:lsdException w:name="toa heading" w:semiHidden="1" w:unhideWhenUsed="1"/>
+    <w:lsdException w:name="List" w:semiHidden="1" w:unhideWhenUsed="1"/>
+    <w:lsdException w:name="List Bullet" w:semiHidden="1" w:unhideWhenUsed="1"/>
+    <w:lsdException w:name="List Number" w:semiHidden="1" w:unhideWhenUsed="1"/>
+    <w:lsdException w:name="List 2" w:semiHidden="1" w:unhideWhenUsed="1"/>
+    <w:lsdException w:name="List 3" w:semiHidden="1" w:unhideWhenUsed="1"/>
+    <w:lsdException w:name="List 4" w:semiHidden="1" w:unhideWhenUsed="1"/>
+    <w:lsdException w:name="List 5" w:semiHidden="1" w:unhideWhenUsed="1"/>
+    <w:lsdException w:name="List Bullet 2" w:semiHidden="1" w:unhideWhenUsed="1"/>
+    <w:lsdException w:name="List Bullet 3" w:semiHidden="1" w:unhideWhenUsed="1"/>
+    <w:lsdException w:name="List Bullet 4" w:semiHidden="1" w:unhideWhenUsed="1"/>
+    <w:lsdException w:name="List Bullet 5" w:semiHidden="1" w:unhideWhenUsed="1"/>
+    <w:lsdException w:name="List Number 2" w:semiHidden="1" w:unhideWhenUsed="1"/>
+    <w:lsdException w:name="List Number 3" w:semiHidden="1" w:unhideWhenUsed="1"/>
+    <w:lsdException w:name="List Number 4" w:semiHidden="1" w:unhideWhenUsed="1"/>
+    <w:lsdException w:name="List Number 5" w:semiHidden="1" w:unhideWhenUsed="1"/>
+    <w:lsdException w:name="Title" w:uiPriority="10" w:qFormat="1"/>
+    <w:lsdException w:name="Closing" w:semiHidden="1" w:unhideWhenUsed="1"/>
+    <w:lsdException w:name="Signature" w:semiHidden="1" w:unhideWhenUsed="1"/>
+    <w:lsdException w:name="Default Paragraph Font" w:semiHidden="1" w:uiPriority="1" w:unhideWhenUsed="1"/>
+    <w:lsdException w:name="Body Text" w:semiHidden="1" w:unhideWhenUsed="1"/>
+    <w:lsdException w:name="Body Text Indent" w:semiHidden="1" w:unhideWhenUsed="1"/>
+    <w:lsdException w:name="List Continue" w:semiHidden="1" w:unhideWhenUsed="1"/>
+    <w:lsdException w:name="List Continue 2" w:semiHidden="1" w:unhideWhenUsed="1"/>
+    <w:lsdException w:name="List Continue 3" w:semiHidden="1" w:unhideWhenUsed="1"/>
+    <w:lsdException w:name="List Continue 4" w:semiHidden="1" w:unhideWhenUsed="1"/>
+    <w:lsdException w:name="List Continue 5" w:semiHidden="1" w:unhideWhenUsed="1"/>
+    <w:lsdException w:name="Message Header" w:semiHidden="1" w:unhideWhenUsed="1"/>
+    <w:lsdException w:name="Subtitle" w:uiPriority="11" w:qFormat="1"/>
+    <w:lsdException w:name="Salutation" w:semiHidden="1" w:unhideWhenUsed="1"/>
+    <w:lsdException w:name="Date" w:semiHidden="1" w:unhideWhenUsed="1"/>
+    <w:lsdException w:name="Body Text First Indent" w:semiHidden="1" w:unhideWhenUsed="1"/>
+    <w:lsdException w:name="Body Text First Indent 2" w:semiHidden="1" w:unhideWhenUsed="1"/>
+    <w:lsdException w:name="Note Heading" w:semiHidden="1" w:unhideWhenUsed="1"/>
+    <w:lsdException w:name="Body Text 2" w:semiHidden="1" w:unhideWhenUsed="1"/>
+    <w:lsdException w:name="Body Text 3" w:semiHidden="1" w:unhideWhenUsed="1"/>
+    <w:lsdException w:name="Body Text Indent 2" w:semiHidden="1" w:unhideWhenUsed="1"/>
+    <w:lsdException w:name="Body Text Indent 3" w:semiHidden="1" w:unhideWhenUsed="1"/>
+    <w:lsdException w:name="Block Text" w:semiHidden="1" w:unhideWhenUsed="1"/>
+    <w:lsdException w:name="Hyperlink" w:semiHidden="1" w:unhideWhenUsed="1"/>
+    <w:lsdException w:name="FollowedHyperlink" w:semiHidden="1" w:unhideWhenUsed="1"/>
+    <w:lsdException w:name="Strong" w:uiPriority="22" w:qFormat="1"/>
+    <w:lsdException w:name="Emphasis" w:uiPriority="20" w:qFormat="1"/>
+    <w:lsdException w:name="Document Map" w:semiHidden="1" w:unhideWhenUsed="1"/>
+    <w:lsdException w:name="Plain Text" w:semiHidden="1" w:unhideWhenUsed="1"/>
+    <w:lsdException w:name="E-mail Signature" w:semiHidden="1" w:unhideWhenUsed="1"/>
+    <w:lsdException w:name="HTML Top of Form" w:semiHidden="1" w:unhideWhenUsed="1"/>
+    <w:lsdException w:name="HTML Bottom of Form" w:semiHidden="1" w:unhideWhenUsed="1"/>
+    <w:lsdException w:name="Normal (Web)" w:semiHidden="1" w:unhideWhenUsed="1"/>
+    <w:lsdException w:name="HTML Acronym" w:semiHidden="1" w:unhideWhenUsed="1"/>
+    <w:lsdException w:name="HTML Address" w:semiHidden="1" w:unhideWhenUsed="1"/>
+    <w:lsdException w:name="HTML Cite" w:semiHidden="1" w:unhideWhenUsed="1"/>
+    <w:lsdException w:name="HTML Code" w:semiHidden="1" w:unhideWhenUsed="1"/>
+    <w:lsdException w:name="HTML Definition" w:semiHidden="1" w:unhideWhenUsed="1"/>
+    <w:lsdException w:name="HTML Keyboard" w:semiHidden="1" w:unhideWhenUsed="1"/>
+    <w:lsdException w:name="HTML Preformatted" w:semiHidden="1" w:unhideWhenUsed="1"/>
+    <w:lsdException w:name="HTML Sample" w:semiHidden="1" w:unhideWhenUsed="1"/>
+    <w:lsdException w:name="HTML Typewriter" w:semiHidden="1" w:unhideWhenUsed="1"/>
+    <w:lsdException w:name="HTML Variable" w:semiHidden="1" w:unhideWhenUsed="1"/>
+    <w:lsdException w:name="Normal Table" w:semiHidden="1" w:unhideWhenUsed="1"/>
+    <w:lsdException w:name="annotation subject" w:semiHidden="1" w:unhideWhenUsed="1"/>
+    <w:lsdException w:name="No List" w:semiHidden="1" w:unhideWhenUsed="1"/>
+    <w:lsdException w:name="Outline List 1" w:semiHidden="1" w:unhideWhenUsed="1"/>
+    <w:lsdException w:name="Outline List 2" w:semiHidden="1" w:unhideWhenUsed="1"/>
+    <w:lsdException w:name="Outline List 3" w:semiHidden="1" w:unhideWhenUsed="1"/>
+    <w:lsdException w:name="Table Simple 1" w:semiHidden="1" w:unhideWhenUsed="1"/>
+    <w:lsdException w:name="Table Simple 2" w:semiHidden="1" w:unhideWhenUsed="1"/>
+    <w:lsdException w:name="Table Simple 3" w:semiHidden="1" w:unhideWhenUsed="1"/>
+    <w:lsdException w:name="Table Classic 1" w:semiHidden="1" w:unhideWhenUsed="1"/>
+    <w:lsdException w:name="Table Classic 2" w:semiHidden="1" w:unhideWhenUsed="1"/>
+    <w:lsdException w:name="Table Classic 3" w:semiHidden="1" w:unhideWhenUsed="1"/>
+    <w:lsdException w:name="Table Classic 4" w:semiHidden="1" w:unhideWhenUsed="1"/>
+    <w:lsdException w:name="Table Colorful 1" w:semiHidden="1" w:unhideWhenUsed="1"/>
+    <w:lsdException w:name="Table Colorful 2" w:semiHidden="1" w:unhideWhenUsed="1"/>
+    <w:lsdException w:name="Table Colorful 3" w:semiHidden="1" w:unhideWhenUsed="1"/>
+    <w:lsdException w:name="Table Columns 1" w:semiHidden="1" w:unhideWhenUsed="1"/>
+    <w:lsdException w:name="Table Columns 2" w:semiHidden="1" w:unhideWhenUsed="1"/>
+    <w:lsdException w:name="Table Columns 3" w:semiHidden="1" w:unhideWhenUsed="1"/>
+    <w:lsdException w:name="Table Columns 4" w:semiHidden="1" w:unhideWhenUsed="1"/>
+    <w:lsdException w:name="Table Columns 5" w:semiHidden="1" w:unhideWhenUsed="1"/>
+    <w:lsdException w:name="Table Grid 1" w:semiHidden="1" w:unhideWhenUsed="1"/>
+    <w:lsdException w:name="Table Grid 2" w:semiHidden="1" w:unhideWhenUsed="1"/>
+    <w:lsdException w:name="Table Grid 3" w:semiHidden="1" w:unhideWhenUsed="1"/>
+    <w:lsdException w:name="Table Grid 4" w:semiHidden="1" w:unhideWhenUsed="1"/>
+    <w:lsdException w:name="Table Grid 5" w:semiHidden="1" w:unhideWhenUsed="1"/>
+    <w:lsdException w:name="Table Grid 6" w:semiHidden="1" w:unhideWhenUsed="1"/>
+    <w:lsdException w:name="Table Grid 7" w:semiHidden="1" w:unhideWhenUsed="1"/>
+    <w:lsdException w:name="Table Grid 8" w:semiHidden="1" w:unhideWhenUsed="1"/>
+    <w:lsdException w:name="Table List 1" w:semiHidden="1" w:unhideWhenUsed="1"/>
+    <w:lsdException w:name="Table List 2" w:semiHidden="1" w:unhideWhenUsed="1"/>
+    <w:lsdException w:name="Table List 3" w:semiHidden="1" w:unhideWhenUsed="1"/>
+    <w:lsdException w:name="Table List 4" w:semiHidden="1" w:unhideWhenUsed="1"/>
+    <w:lsdException w:name="Table List 5" w:semiHidden="1" w:unhideWhenUsed="1"/>
+    <w:lsdException w:name="Table List 6" w:semiHidden="1" w:unhideWhenUsed="1"/>
+    <w:lsdException w:name="Table List 7" w:semiHidden="1" w:unhideWhenUsed="1"/>
+    <w:lsdException w:name="Table List 8" w:semiHidden="1" w:unhideWhenUsed="1"/>
+    <w:lsdException w:name="Table 3D effects 1" w:semiHidden="1" w:unhideWhenUsed="1"/>
+    <w:lsdException w:name="Table 3D effects 2" w:semiHidden="1" w:unhideWhenUsed="1"/>
+    <w:lsdException w:name="Table 3D effects 3" w:semiHidden="1" w:unhideWhenUsed="1"/>
+    <w:lsdException w:name="Table Contemporary" w:semiHidden="1" w:unhideWhenUsed="1"/>
+    <w:lsdException w:name="Table Elegant" w:semiHidden="1" w:unhideWhenUsed="1"/>
+    <w:lsdException w:name="Table Professional" w:semiHidden="1" w:unhideWhenUsed="1"/>
+    <w:lsdException w:name="Table Subtle 1" w:semiHidden="1" w:unhideWhenUsed="1"/>
+    <w:lsdException w:name="Table Subtle 2" w:semiHidden="1" w:unhideWhenUsed="1"/>
+    <w:lsdException w:name="Table Web 1" w:semiHidden="1" w:unhideWhenUsed="1"/>
+    <w:lsdException w:name="Table Web 2" w:semiHidden="1" w:unhideWhenUsed="1"/>
+    <w:lsdException w:name="Table Web 3" w:semiHidden="1" w:unhideWhenUsed="1"/>
+    <w:lsdException w:name="Balloon Text" w:semiHidden="1" w:unhideWhenUsed="1"/>
+    <w:lsdException w:name="Table Grid" w:uiPriority="39"/>
+    <w:lsdException w:name="Table Theme" w:semiHidden="1" w:unhideWhenUsed="1"/>
+    <w:lsdException w:name="Placeholder Text" w:semiHidden="1"/>
+    <w:lsdException w:name="No Spacing" w:uiPriority="1" w:qFormat="1"/>
+    <w:lsdException w:name="Light Shading" w:uiPriority="60"/>
+    <w:lsdException w:name="Light List" w:uiPriority="61"/>
+    <w:lsdException w:name="Light Grid" w:uiPriority="62"/>
+    <w:lsdException w:name="Medium Shading 1" w:uiPriority="63"/>
+    <w:lsdException w:name="Medium Shading 2" w:uiPriority="64"/>
+    <w:lsdException w:name="Medium List 1" w:uiPriority="65"/>
+    <w:lsdException w:name="Medium List 2" w:uiPriority="66"/>
+    <w:lsdException w:name="Medium Grid 1" w:uiPriority="67"/>
+    <w:lsdException w:name="Medium Grid 2" w:uiPriority="68"/>
+    <w:lsdException w:name="Medium Grid 3" w:uiPriority="69"/>
+    <w:lsdException w:name="Dark List" w:uiPriority="70"/>
+    <w:lsdException w:name="Colorful Shading" w:uiPriority="71"/>
+    <w:lsdException w:name="Colorful List" w:uiPriority="72"/>
+    <w:lsdException w:name="Colorful Grid" w:uiPriority="73"/>
+    <w:lsdException w:name="Light Shading Accent 1" w:uiPriority="60"/>
+    <w:lsdException w:name="Light List Accent 1" w:uiPriority="61"/>
+    <w:lsdException w:name="Light Grid Accent 1" w:uiPriority="62"/>
+    <w:lsdException w:name="Medium Shading 1 Accent 1" w:uiPriority="63"/>
+    <w:lsdException w:name="Medium Shading 2 Accent 1" w:uiPriority="64"/>
+    <w:lsdException w:name="Medium List 1 Accent 1" w:uiPriority="65"/>
+    <w:lsdException w:name="Revision" w:semiHidden="1"/>
+    <w:lsdException w:name="List Paragraph" w:uiPriority="34" w:qFormat="1"/>
+    <w:lsdException w:name="Quote" w:uiPriority="29" w:qFormat="1"/>
+    <w:lsdException w:name="Intense Quote" w:uiPriority="30" w:qFormat="1"/>
+    <w:lsdException w:name="Medium List 2 Accent 1" w:uiPriority="66"/>
+    <w:lsdException w:name="Medium Grid 1 Accent 1" w:uiPriority="67"/>
+    <w:lsdException w:name="Medium Grid 2 Accent 1" w:uiPriority="68"/>
+    <w:lsdException w:name="Medium Grid 3 Accent 1" w:uiPriority="69"/>
+    <w:lsdException w:name="Dark List Accent 1" w:uiPriority="70"/>
+    <w:lsdException w:name="Colorful Shading Accent 1" w:uiPriority="71"/>
+    <w:lsdException w:name="Colorful List Accent 1" w:uiPriority="72"/>
+    <w:lsdException w:name="Colorful Grid Accent 1" w:uiPriority="73"/>
+    <w:lsdException w:name="Light Shading Accent 2" w:uiPriority="60"/>
+    <w:lsdException w:name="Light List Accent 2" w:uiPriority="61"/>
+    <w:lsdException w:name="Light Grid Accent 2" w:uiPriority="62"/>
+    <w:lsdException w:name="Medium Shading 1 Accent 2" w:uiPriority="63"/>
+    <w:lsdException w:name="Medium Shading 2 Accent 2" w:uiPriority="64"/>
+    <w:lsdException w:name="Medium List 1 Accent 2" w:uiPriority="65"/>
+    <w:lsdException w:name="Medium List 2 Accent 2" w:uiPriority="66"/>
+    <w:lsdException w:name="Medium Grid 1 Accent 2" w:uiPriority="67"/>
+    <w:lsdException w:name="Medium Grid 2 Accent 2" w:uiPriority="68"/>
+    <w:lsdException w:name="Medium Grid 3 Accent 2" w:uiPriority="69"/>
+    <w:lsdException w:name="Dark List Accent 2" w:uiPriority="70"/>
+    <w:lsdException w:name="Colorful Shading Accent 2" w:uiPriority="71"/>
+    <w:lsdException w:name="Colorful List Accent 2" w:uiPriority="72"/>
+    <w:lsdException w:name="Colorful Grid Accent 2" w:uiPriority="73"/>
+    <w:lsdException w:name="Light Shading Accent 3" w:uiPriority="60"/>
+    <w:lsdException w:name="Light List Accent 3" w:uiPriority="61"/>
+    <w:lsdException w:name="Light Grid Accent 3" w:uiPriority="62"/>
+    <w:lsdException w:name="Medium Shading 1 Accent 3" w:uiPriority="63"/>
+    <w:lsdException w:name="Medium Shading 2 Accent 3" w:uiPriority="64"/>
+    <w:lsdException w:name="Medium List 1 Accent 3" w:uiPriority="65"/>
+    <w:lsdException w:name="Medium List 2 Accent 3" w:uiPriority="66"/>
+    <w:lsdException w:name="Medium Grid 1 Accent 3" w:uiPriority="67"/>
+    <w:lsdException w:name="Medium Grid 2 Accent 3" w:uiPriority="68"/>
+    <w:lsdException w:name="Medium Grid 3 Accent 3" w:uiPriority="69"/>
+    <w:lsdException w:name="Dark List Accent 3" w:uiPriority="70"/>
+    <w:lsdException w:name="Colorful Shading Accent 3" w:uiPriority="71"/>
+    <w:lsdException w:name="Colorful List Accent 3" w:uiPriority="72"/>
+    <w:lsdException w:name="Colorful Grid Accent 3" w:uiPriority="73"/>
+    <w:lsdException w:name="Light Shading Accent 4" w:uiPriority="60"/>
+    <w:lsdException w:name="Light List Accent 4" w:uiPriority="61"/>
+    <w:lsdException w:name="Light Grid Accent 4" w:uiPriority="62"/>
+    <w:lsdException w:name="Medium Shading 1 Accent 4" w:uiPriority="63"/>
+    <w:lsdException w:name="Medium Shading 2 Accent 4" w:uiPriority="64"/>
+    <w:lsdException w:name="Medium List 1 Accent 4" w:uiPriority="65"/>
+    <w:lsdException w:name="Medium List 2 Accent 4" w:uiPriority="66"/>
+    <w:lsdException w:name="Medium Grid 1 Accent 4" w:uiPriority="67"/>
+    <w:lsdException w:name="Medium Grid 2 Accent 4" w:uiPriority="68"/>
+    <w:lsdException w:name="Medium Grid 3 Accent 4" w:uiPriority="69"/>
+    <w:lsdException w:name="Dark List Accent 4" w:uiPriority="70"/>
+    <w:lsdException w:name="Colorful Shading Accent 4" w:uiPriority="71"/>
+    <w:lsdException w:name="Colorful List Accent 4" w:uiPriority="72"/>
+    <w:lsdException w:name="Colorful Grid Accent 4" w:uiPriority="73"/>
+    <w:lsdException w:name="Light Shading Accent 5" w:uiPriority="60"/>
+    <w:lsdException w:name="Light List Accent 5" w:uiPriority="61"/>
+    <w:lsdException w:name="Light Grid Accent 5" w:uiPriority="62"/>
+    <w:lsdException w:name="Medium Shading 1 Accent 5" w:uiPriority="63"/>
+    <w:lsdException w:name="Medium Shading 2 Accent 5" w:uiPriority="64"/>
+    <w:lsdException w:name="Medium List 1 Accent 5" w:uiPriority="65"/>
+    <w:lsdException w:name="Medium List 2 Accent 5" w:uiPriority="66"/>
+    <w:lsdException w:name="Medium Grid 1 Accent 5" w:uiPriority="67"/>
+    <w:lsdException w:name="Medium Grid 2 Accent 5" w:uiPriority="68"/>
+    <w:lsdException w:name="Medium Grid 3 Accent 5" w:uiPriority="69"/>
+    <w:lsdException w:name="Dark List Accent 5" w:uiPriority="70"/>
+    <w:lsdException w:name="Colorful Shading Accent 5" w:uiPriority="71"/>
+    <w:lsdException w:name="Colorful List Accent 5" w:uiPriority="72"/>
+    <w:lsdException w:name="Colorful Grid Accent 5" w:uiPriority="73"/>
+    <w:lsdException w:name="Light Shading Accent 6" w:uiPriority="60"/>
+    <w:lsdException w:name="Light List Accent 6" w:uiPriority="61"/>
+    <w:lsdException w:name="Light Grid Accent 6" w:uiPriority="62"/>
+    <w:lsdException w:name="Medium Shading 1 Accent 6" w:uiPriority="63"/>
+    <w:lsdException w:name="Medium Shading 2 Accent 6" w:uiPriority="64"/>
+    <w:lsdException w:name="Medium List 1 Accent 6" w:uiPriority="65"/>
+    <w:lsdException w:name="Medium List 2 Accent 6" w:uiPriority="66"/>
+    <w:lsdException w:name="Medium Grid 1 Accent 6" w:uiPriority="67"/>
+    <w:lsdException w:name="Medium Grid 2 Accent 6" w:uiPriority="68"/>
+    <w:lsdException w:name="Medium Grid 3 Accent 6" w:uiPriority="69"/>
+    <w:lsdException w:name="Dark List Accent 6" w:uiPriority="70"/>
+    <w:lsdException w:name="Colorful Shading Accent 6" w:uiPriority="71"/>
+    <w:lsdException w:name="Colorful List Accent 6" w:uiPriority="72"/>
+    <w:lsdException w:name="Colorful Grid Accent 6" w:uiPriority="73"/>
+    <w:lsdException w:name="Subtle Emphasis" w:uiPriority="19" w:qFormat="1"/>
+    <w:lsdException w:name="Intense Emphasis" w:uiPriority="21" w:qFormat="1"/>
+    <w:lsdException w:name="Subtle Reference" w:uiPriority="31" w:qFormat="1"/>
+    <w:lsdException w:name="Intense Reference" w:uiPriority="32" w:qFormat="1"/>
+    <w:lsdException w:name="Book Title" w:uiPriority="33" w:qFormat="1"/>
+    <w:lsdException w:name="Bibliography" w:semiHidden="1" w:uiPriority="37" w:unhideWhenUsed="1"/>
+    <w:lsdException w:name="TOC Heading" w:semiHidden="1" w:uiPriority="39" w:unhideWhenUsed="1" w:qFormat="1"/>
+    <w:lsdException w:name="Plain Table 1" w:uiPriority="41"/>
+    <w:lsdException w:name="Plain Table 2" w:uiPriority="42"/>
+    <w:lsdException w:name="Plain Table 3" w:uiPriority="43"/>
+    <w:lsdException w:name="Plain Table 4" w:uiPriority="44"/>
+    <w:lsdException w:name="Plain Table 5" w:uiPriority="45"/>
+    <w:lsdException w:name="Grid Table Light" w:uiPriority="40"/>
+    <w:lsdException w:name="Grid Table 1 Light" w:uiPriority="46"/>
+    <w:lsdException w:name="Grid Table 2" w:uiPriority="47"/>
+    <w:lsdException w:name="Grid Table 3" w:uiPriority="48"/>
+    <w:lsdException w:name="Grid Table 4" w:uiPriority="49"/>
+    <w:lsdException w:name="Grid Table 5 Dark" w:uiPriority="50"/>
+    <w:lsdException w:name="Grid Table 6 Colorful" w:uiPriority="51"/>
+    <w:lsdException w:name="Grid Table 7 Colorful" w:uiPriority="52"/>
+    <w:lsdException w:name="Grid Table 1 Light Accent 1" w:uiPriority="46"/>
+    <w:lsdException w:name="Grid Table 2 Accent 1" w:uiPriority="47"/>
+    <w:lsdException w:name="Grid Table 3 Accent 1" w:uiPriority="48"/>
+    <w:lsdException w:name="Grid Table 4 Accent 1" w:uiPriority="49"/>
+    <w:lsdException w:name="Grid Table 5 Dark Accent 1" w:uiPriority="50"/>
+    <w:lsdException w:name="Grid Table 6 Colorful Accent 1" w:uiPriority="51"/>
+    <w:lsdException w:name="Grid Table 7 Colorful Accent 1" w:uiPriority="52"/>
+    <w:lsdException w:name="Grid Table 1 Light Accent 2" w:uiPriority="46"/>
+    <w:lsdException w:name="Grid Table 2 Accent 2" w:uiPriority="47"/>
+    <w:lsdException w:name="Grid Table 3 Accent 2" w:uiPriority="48"/>
+    <w:lsdException w:name="Grid Table 4 Accent 2" w:uiPriority="49"/>
+    <w:lsdException w:name="Grid Table 5 Dark Accent 2" w:uiPriority="50"/>
+    <w:lsdException w:name="Grid Table 6 Colorful Accent 2" w:uiPriority="51"/>
+    <w:lsdException w:name="Grid Table 7 Colorful Accent 2" w:uiPriority="52"/>
+    <w:lsdException w:name="Grid Table 1 Light Accent 3" w:uiPriority="46"/>
+    <w:lsdException w:name="Grid Table 2 Accent 3" w:uiPriority="47"/>
+    <w:lsdException w:name="Grid Table 3 Accent 3" w:uiPriority="48"/>
+    <w:lsdException w:name="Grid Table 4 Accent 3" w:uiPriority="49"/>
+    <w:lsdException w:name="Grid Table 5 Dark Accent 3" w:uiPriority="50"/>
+    <w:lsdException w:name="Grid Table 6 Colorful Accent 3" w:uiPriority="51"/>
+    <w:lsdException w:name="Grid Table 7 Colorful Accent 3" w:uiPriority="52"/>
+    <w:lsdException w:name="Grid Table 1 Light Accent 4" w:uiPriority="46"/>
+    <w:lsdException w:name="Grid Table 2 Accent 4" w:uiPriority="47"/>
+    <w:lsdException w:name="Grid Table 3 Accent 4" w:uiPriority="48"/>
+    <w:lsdException w:name="Grid Table 4 Accent 4" w:uiPriority="49"/>
+    <w:lsdException w:name="Grid Table 5 Dark Accent 4" w:uiPriority="50"/>
+    <w:lsdException w:name="Grid Table 6 Colorful Accent 4" w:uiPriority="51"/>
+    <w:lsdException w:name="Grid Table 7 Colorful Accent 4" w:uiPriority="52"/>
+    <w:lsdException w:name="Grid Table 1 Light Accent 5" w:uiPriority="46"/>
+    <w:lsdException w:name="Grid Table 2 Accent 5" w:uiPriority="47"/>
+    <w:lsdException w:name="Grid Table 3 Accent 5" w:uiPriority="48"/>
+    <w:lsdException w:name="Grid Table 4 Accent 5" w:uiPriority="49"/>
+    <w:lsdException w:name="Grid Table 5 Dark Accent 5" w:uiPriority="50"/>
+    <w:lsdException w:name="Grid Table 6 Colorful Accent 5" w:uiPriority="51"/>
+    <w:lsdException w:name="Grid Table 7 Colorful Accent 5" w:uiPriority="52"/>
+    <w:lsdException w:name="Grid Table 1 Light Accent 6" w:uiPriority="46"/>
+    <w:lsdException w:name="Grid Table 2 Accent 6" w:uiPriority="47"/>
+    <w:lsdException w:name="Grid Table 3 Accent 6" w:uiPriority="48"/>
+    <w:lsdException w:name="Grid Table 4 Accent 6" w:uiPriority="49"/>
+    <w:lsdException w:name="Grid Table 5 Dark Accent 6" w:uiPriority="50"/>
+    <w:lsdException w:name="Grid Table 6 Colorful Accent 6" w:uiPriority="51"/>
+    <w:lsdException w:name="Grid Table 7 Colorful Accent 6" w:uiPriority="52"/>
+    <w:lsdException w:name="List Table 1 Light" w:uiPriority="46"/>
+    <w:lsdException w:name="List Table 2" w:uiPriority="47"/>
+    <w:lsdException w:name="List Table 3" w:uiPriority="48"/>
+    <w:lsdException w:name="List Table 4" w:uiPriority="49"/>
+    <w:lsdException w:name="List Table 5 Dark" w:uiPriority="50"/>
+    <w:lsdException w:name="List Table 6 Colorful" w:uiPriority="51"/>
+    <w:lsdException w:name="List Table 7 Colorful" w:uiPriority="52"/>
+    <w:lsdException w:name="List Table 1 Light Accent 1" w:uiPriority="46"/>
+    <w:lsdException w:name="List Table 2 Accent 1" w:uiPriority="47"/>
+    <w:lsdException w:name="List Table 3 Accent 1" w:uiPriority="48"/>
+    <w:lsdException w:name="List Table 4 Accent 1" w:uiPriority="49"/>
+    <w:lsdException w:name="List Table 5 Dark Accent 1" w:uiPriority="50"/>
+    <w:lsdException w:name="List Table 6 Colorful Accent 1" w:uiPriority="51"/>
+    <w:lsdException w:name="List Table 7 Colorful Accent 1" w:uiPriority="52"/>
+    <w:lsdException w:name="List Table 1 Light Accent 2" w:uiPriority="46"/>
+    <w:lsdException w:name="List Table 2 Accent 2" w:uiPriority="47"/>
+    <w:lsdException w:name="List Table 3 Accent 2" w:uiPriority="48"/>
+    <w:lsdException w:name="List Table 4 Accent 2" w:uiPriority="49"/>
+    <w:lsdException w:name="List Table 5 Dark Accent 2" w:uiPriority="50"/>
+    <w:lsdException w:name="List Table 6 Colorful Accent 2" w:uiPriority="51"/>
+    <w:lsdException w:name="List Table 7 Colorful Accent 2" w:uiPriority="52"/>
+    <w:lsdException w:name="List Table 1 Light Accent 3" w:uiPriority="46"/>
+    <w:lsdException w:name="List Table 2 Accent 3" w:uiPriority="47"/>
+    <w:lsdException w:name="List Table 3 Accent 3" w:uiPriority="48"/>
+    <w:lsdException w:name="List Table 4 Accent 3" w:uiPriority="49"/>
+    <w:lsdException w:name="List Table 5 Dark Accent 3" w:uiPriority="50"/>
+    <w:lsdException w:name="List Table 6 Colorful Accent 3" w:uiPriority="51"/>
+    <w:lsdException w:name="List Table 7 Colorful Accent 3" w:uiPriority="52"/>
+    <w:lsdException w:name="List Table 1 Light Accent 4" w:uiPriority="46"/>
+    <w:lsdException w:name="List Table 2 Accent 4" w:uiPriority="47"/>
+    <w:lsdException w:name="List Table 3 Accent 4" w:uiPriority="48"/>
+    <w:lsdException w:name="List Table 4 Accent 4" w:uiPriority="49"/>
+    <w:lsdException w:name="List Table 5 Dark Accent 4" w:uiPriority="50"/>
+    <w:lsdException w:name="List Table 6 Colorful Accent 4" w:uiPriority="51"/>
+    <w:lsdException w:name="List Table 7 Colorful Accent 4" w:uiPriority="52"/>
+    <w:lsdException w:name="List Table 1 Light Accent 5" w:uiPriority="46"/>
+    <w:lsdException w:name="List Table 2 Accent 5" w:uiPriority="47"/>
+    <w:lsdException w:name="List Table 3 Accent 5" w:uiPriority="48"/>
+    <w:lsdException w:name="List Table 4 Accent 5" w:uiPriority="49"/>
+    <w:lsdException w:name="List Table 5 Dark Accent 5" w:uiPriority="50"/>
+    <w:lsdException w:name="List Table 6 Colorful Accent 5" w:uiPriority="51"/>
+    <w:lsdException w:name="List Table 7 Colorful Accent 5" w:uiPriority="52"/>
+    <w:lsdException w:name="List Table 1 Light Accent 6" w:uiPriority="46"/>
+    <w:lsdException w:name="List Table 2 Accent 6" w:uiPriority="47"/>
+    <w:lsdException w:name="List Table 3 Accent 6" w:uiPriority="48"/>
+    <w:lsdException w:name="List Table 4 Accent 6" w:uiPriority="49"/>
+    <w:lsdException w:name="List Table 5 Dark Accent 6" w:uiPriority="50"/>
+    <w:lsdException w:name="List Table 6 Colorful Accent 6" w:uiPriority="51"/>
+    <w:lsdException w:name="List Table 7 Colorful Accent 6" w:uiPriority="52"/>
+    <w:lsdException w:name="Mention" w:semiHidden="1" w:unhideWhenUsed="1"/>
+    <w:lsdException w:name="Smart Hyperlink" w:semiHidden="1" w:unhideWhenUsed="1"/>
+    <w:lsdException w:name="Hashtag" w:semiHidden="1" w:unhideWhenUsed="1"/>
+    <w:lsdException w:name="Unresolved Mention" w:semiHidden="1" w:unhideWhenUsed="1"/>
+    <w:lsdException w:name="Smart Link" w:semiHidden="1" w:unhideWhenUsed="1"/>
+  </w:latentStyles>
+  <w:style w:type="paragraph" w:default="1" w:styleId="Normal">
+    <w:name w:val="Normal"/>
+    <w:qFormat/>
   </w:style>
   <w:style w:type="paragraph" w:styleId="Heading1">
     <w:name w:val="heading 1"/>
     <w:basedOn w:val="Normal"/>
     <w:next w:val="Normal"/>
+    <w:uiPriority w:val="9"/>
+    <w:qFormat/>
     <w:pPr>
-      <w:keepNext w:val="1"/>
-      <w:keepLines w:val="1"/>
-      <w:pageBreakBefore w:val="0"/>
-      <w:spacing w:after="120" w:before="400" w:lineRule="auto"/>
+      <w:keepNext/>
+      <w:keepLines/>
+      <w:spacing w:before="400" w:after="120"/>
+      <w:outlineLvl w:val="0"/>
     </w:pPr>
     <w:rPr>
       <w:sz w:val="40"/>
@@ -76,15 +454,17 @@
     <w:name w:val="heading 2"/>
     <w:basedOn w:val="Normal"/>
     <w:next w:val="Normal"/>
+    <w:uiPriority w:val="9"/>
+    <w:semiHidden/>
+    <w:unhideWhenUsed/>
+    <w:qFormat/>
     <w:pPr>
-      <w:keepNext w:val="1"/>
-      <w:keepLines w:val="1"/>
-      <w:pageBreakBefore w:val="0"/>
-      <w:spacing w:after="120" w:before="360" w:lineRule="auto"/>
+      <w:keepNext/>
+      <w:keepLines/>
+      <w:spacing w:before="360" w:after="120"/>
+      <w:outlineLvl w:val="1"/>
     </w:pPr>
     <w:rPr>
-      <w:b w:val="0"/>
-      <w:bCs w:val="0"/>
       <w:sz w:val="32"/>
       <w:szCs w:val="32"/>
     </w:rPr>
@@ -93,15 +473,17 @@
     <w:name w:val="heading 3"/>
     <w:basedOn w:val="Normal"/>
     <w:next w:val="Normal"/>
+    <w:uiPriority w:val="9"/>
+    <w:semiHidden/>
+    <w:unhideWhenUsed/>
+    <w:qFormat/>
     <w:pPr>
-      <w:keepNext w:val="1"/>
-      <w:keepLines w:val="1"/>
-      <w:pageBreakBefore w:val="0"/>
-      <w:spacing w:after="80" w:before="320" w:lineRule="auto"/>
+      <w:keepNext/>
+      <w:keepLines/>
+      <w:spacing w:before="320" w:after="80"/>
+      <w:outlineLvl w:val="2"/>
     </w:pPr>
     <w:rPr>
-      <w:b w:val="0"/>
-      <w:bCs w:val="0"/>
       <w:color w:val="434343"/>
       <w:sz w:val="28"/>
       <w:szCs w:val="28"/>
@@ -111,11 +493,15 @@
     <w:name w:val="heading 4"/>
     <w:basedOn w:val="Normal"/>
     <w:next w:val="Normal"/>
+    <w:uiPriority w:val="9"/>
+    <w:semiHidden/>
+    <w:unhideWhenUsed/>
+    <w:qFormat/>
     <w:pPr>
-      <w:keepNext w:val="1"/>
-      <w:keepLines w:val="1"/>
-      <w:pageBreakBefore w:val="0"/>
-      <w:spacing w:after="80" w:before="280" w:lineRule="auto"/>
+      <w:keepNext/>
+      <w:keepLines/>
+      <w:spacing w:before="280" w:after="80"/>
+      <w:outlineLvl w:val="3"/>
     </w:pPr>
     <w:rPr>
       <w:color w:val="666666"/>
@@ -127,45 +513,88 @@
     <w:name w:val="heading 5"/>
     <w:basedOn w:val="Normal"/>
     <w:next w:val="Normal"/>
+    <w:uiPriority w:val="9"/>
+    <w:semiHidden/>
+    <w:unhideWhenUsed/>
+    <w:qFormat/>
     <w:pPr>
-      <w:keepNext w:val="1"/>
-      <w:keepLines w:val="1"/>
-      <w:pageBreakBefore w:val="0"/>
-      <w:spacing w:after="80" w:before="240" w:lineRule="auto"/>
+      <w:keepNext/>
+      <w:keepLines/>
+      <w:spacing w:before="240" w:after="80"/>
+      <w:outlineLvl w:val="4"/>
     </w:pPr>
     <w:rPr>
       <w:color w:val="666666"/>
-      <w:sz w:val="22"/>
-      <w:szCs w:val="22"/>
     </w:rPr>
   </w:style>
   <w:style w:type="paragraph" w:styleId="Heading6">
     <w:name w:val="heading 6"/>
     <w:basedOn w:val="Normal"/>
     <w:next w:val="Normal"/>
+    <w:uiPriority w:val="9"/>
+    <w:semiHidden/>
+    <w:unhideWhenUsed/>
+    <w:qFormat/>
     <w:pPr>
-      <w:keepNext w:val="1"/>
-      <w:keepLines w:val="1"/>
-      <w:pageBreakBefore w:val="0"/>
-      <w:spacing w:after="80" w:before="240" w:lineRule="auto"/>
+      <w:keepNext/>
+      <w:keepLines/>
+      <w:spacing w:before="240" w:after="80"/>
+      <w:outlineLvl w:val="5"/>
     </w:pPr>
     <w:rPr>
-      <w:i w:val="1"/>
-      <w:iCs w:val="1"/>
+      <w:i/>
+      <w:iCs/>
       <w:color w:val="666666"/>
-      <w:sz w:val="22"/>
-      <w:szCs w:val="22"/>
     </w:rPr>
+  </w:style>
+  <w:style w:type="character" w:default="1" w:styleId="DefaultParagraphFont">
+    <w:name w:val="Default Paragraph Font"/>
+    <w:uiPriority w:val="1"/>
+    <w:semiHidden/>
+    <w:unhideWhenUsed/>
+  </w:style>
+  <w:style w:type="table" w:default="1" w:styleId="TableNormal">
+    <w:name w:val="Normal Table"/>
+    <w:uiPriority w:val="99"/>
+    <w:semiHidden/>
+    <w:unhideWhenUsed/>
+    <w:tblPr>
+      <w:tblInd w:w="0" w:type="dxa"/>
+      <w:tblCellMar>
+        <w:top w:w="0" w:type="dxa"/>
+        <w:left w:w="108" w:type="dxa"/>
+        <w:bottom w:w="0" w:type="dxa"/>
+        <w:right w:w="108" w:type="dxa"/>
+      </w:tblCellMar>
+    </w:tblPr>
+  </w:style>
+  <w:style w:type="numbering" w:default="1" w:styleId="NoList">
+    <w:name w:val="No List"/>
+    <w:uiPriority w:val="99"/>
+    <w:semiHidden/>
+    <w:unhideWhenUsed/>
+  </w:style>
+  <w:style w:type="table" w:customStyle="1" w:styleId="TableNormal0">
+    <w:name w:val="TableNormal"/>
+    <w:tblPr>
+      <w:tblCellMar>
+        <w:top w:w="100" w:type="dxa"/>
+        <w:left w:w="100" w:type="dxa"/>
+        <w:bottom w:w="100" w:type="dxa"/>
+        <w:right w:w="100" w:type="dxa"/>
+      </w:tblCellMar>
+    </w:tblPr>
   </w:style>
   <w:style w:type="paragraph" w:styleId="Title">
     <w:name w:val="Title"/>
     <w:basedOn w:val="Normal"/>
     <w:next w:val="Normal"/>
+    <w:uiPriority w:val="10"/>
+    <w:qFormat/>
     <w:pPr>
-      <w:keepNext w:val="1"/>
-      <w:keepLines w:val="1"/>
-      <w:pageBreakBefore w:val="0"/>
-      <w:spacing w:after="60" w:before="0" w:lineRule="auto"/>
+      <w:keepNext/>
+      <w:keepLines/>
+      <w:spacing w:after="60"/>
     </w:pPr>
     <w:rPr>
       <w:sz w:val="52"/>
@@ -176,16 +605,14 @@
     <w:name w:val="Subtitle"/>
     <w:basedOn w:val="Normal"/>
     <w:next w:val="Normal"/>
+    <w:uiPriority w:val="11"/>
+    <w:qFormat/>
     <w:pPr>
-      <w:keepNext w:val="1"/>
-      <w:keepLines w:val="1"/>
-      <w:pageBreakBefore w:val="0"/>
-      <w:spacing w:after="320" w:before="0" w:lineRule="auto"/>
+      <w:keepNext/>
+      <w:keepLines/>
+      <w:spacing w:after="320"/>
     </w:pPr>
     <w:rPr>
-      <w:rFonts w:ascii="Arial" w:cs="Arial" w:eastAsia="Arial" w:hAnsi="Arial"/>
-      <w:i w:val="0"/>
-      <w:iCs w:val="0"/>
       <w:color w:val="666666"/>
       <w:sz w:val="30"/>
       <w:szCs w:val="30"/>

--- a/docs/report/TechnicalReport.docx
+++ b/docs/report/TechnicalReport.docx
@@ -3,35 +3,1688 @@
 <w:document xmlns:wpc="http://schemas.microsoft.com/office/word/2010/wordprocessingCanvas" xmlns:cx="http://schemas.microsoft.com/office/drawing/2014/chartex" xmlns:cx1="http://schemas.microsoft.com/office/drawing/2015/9/8/chartex" xmlns:cx2="http://schemas.microsoft.com/office/drawing/2015/10/21/chartex" xmlns:cx3="http://schemas.microsoft.com/office/drawing/2016/5/9/chartex" xmlns:cx4="http://schemas.microsoft.com/office/drawing/2016/5/10/chartex" xmlns:cx5="http://schemas.microsoft.com/office/drawing/2016/5/11/chartex" xmlns:cx6="http://schemas.microsoft.com/office/drawing/2016/5/12/chartex" xmlns:cx7="http://schemas.microsoft.com/office/drawing/2016/5/13/chartex" xmlns:cx8="http://schemas.microsoft.com/office/drawing/2016/5/14/chartex" xmlns:mc="http://schemas.openxmlformats.org/markup-compatibility/2006" xmlns:aink="http://schemas.microsoft.com/office/drawing/2016/ink" xmlns:am3d="http://schemas.microsoft.com/office/drawing/2017/model3d" xmlns:o="urn:schemas-microsoft-com:office:office" xmlns:oel="http://schemas.microsoft.com/office/2019/extlst" xmlns:r="http://schemas.openxmlformats.org/officeDocument/2006/relationships" xmlns:m="http://schemas.openxmlformats.org/officeDocument/2006/math" xmlns:v="urn:schemas-microsoft-com:vml" xmlns:wp14="http://schemas.microsoft.com/office/word/2010/wordprocessingDrawing" xmlns:wp="http://schemas.openxmlformats.org/drawingml/2006/wordprocessingDrawing" xmlns:w10="urn:schemas-microsoft-com:office:word" xmlns:w="http://schemas.openxmlformats.org/wordprocessingml/2006/main" xmlns:w14="http://schemas.microsoft.com/office/word/2010/wordml" xmlns:w15="http://schemas.microsoft.com/office/word/2012/wordml" xmlns:w16cex="http://schemas.microsoft.com/office/word/2018/wordml/cex" xmlns:w16cid="http://schemas.microsoft.com/office/word/2016/wordml/cid" xmlns:w16="http://schemas.microsoft.com/office/word/2018/wordml" xmlns:w16du="http://schemas.microsoft.com/office/word/2023/wordml/word16du" xmlns:w16sdtdh="http://schemas.microsoft.com/office/word/2020/wordml/sdtdatahash" xmlns:w16sdtfl="http://schemas.microsoft.com/office/word/2024/wordml/sdtformatlock" xmlns:w16se="http://schemas.microsoft.com/office/word/2015/wordml/symex" xmlns:wpg="http://schemas.microsoft.com/office/word/2010/wordprocessingGroup" xmlns:wpi="http://schemas.microsoft.com/office/word/2010/wordprocessingInk" xmlns:wne="http://schemas.microsoft.com/office/word/2006/wordml" xmlns:wps="http://schemas.microsoft.com/office/word/2010/wordprocessingShape" mc:Ignorable="w14 w15 w16se w16cid w16 w16cex w16sdtdh w16sdtfl w16du wp14">
   <w:body>
     <w:p>
-      <w:r>
-        <w:t>dlskfajld;kjfalsk</w:t>
+      <w:pPr>
+        <w:pStyle w:val="Heading1"/>
+        <w:jc w:val="center"/>
+      </w:pPr>
+      <w:r>
+        <w:t>DECLARATION</w:t>
+      </w:r>
+    </w:p>
+    <w:p>
+      <w:pPr>
+        <w:rPr>
+          <w:rFonts w:ascii="Cabri" w:hAnsi="Cabri"/>
+        </w:rPr>
+      </w:pPr>
+      <w:r>
+        <w:rPr>
+          <w:rFonts w:ascii="Cabri" w:hAnsi="Cabri"/>
+        </w:rPr>
+        <w:t>We</w:t>
+      </w:r>
+      <w:r>
+        <w:rPr>
+          <w:rFonts w:ascii="Cabri" w:hAnsi="Cabri"/>
+        </w:rPr>
+        <w:t>,</w:t>
+      </w:r>
+      <w:r>
+        <w:rPr>
+          <w:rFonts w:ascii="Cabri" w:hAnsi="Cabri"/>
+        </w:rPr>
+        <w:t xml:space="preserve"> the undersigned,</w:t>
+      </w:r>
+      <w:r>
+        <w:rPr>
+          <w:rFonts w:ascii="Cabri" w:hAnsi="Cabri"/>
+        </w:rPr>
+        <w:t xml:space="preserve"> declare that th</w:t>
+      </w:r>
+      <w:r>
+        <w:rPr>
+          <w:rFonts w:ascii="Cabri" w:hAnsi="Cabri"/>
+        </w:rPr>
+        <w:t xml:space="preserve">is report </w:t>
+      </w:r>
+      <w:r>
+        <w:rPr>
+          <w:rFonts w:ascii="Cabri" w:hAnsi="Cabri"/>
+        </w:rPr>
+        <w:t>represent</w:t>
+      </w:r>
+      <w:r>
+        <w:rPr>
+          <w:rFonts w:ascii="Cabri" w:hAnsi="Cabri"/>
+        </w:rPr>
+        <w:t xml:space="preserve"> our </w:t>
+      </w:r>
+      <w:r>
+        <w:rPr>
+          <w:rFonts w:ascii="Cabri" w:hAnsi="Cabri"/>
+        </w:rPr>
+        <w:t>own unaided work</w:t>
+      </w:r>
+      <w:r>
+        <w:rPr>
+          <w:rFonts w:ascii="Cabri" w:hAnsi="Cabri"/>
+        </w:rPr>
+        <w:t>.</w:t>
+      </w:r>
+      <w:r>
+        <w:rPr>
+          <w:rFonts w:ascii="Cabri" w:hAnsi="Cabri"/>
+        </w:rPr>
+        <w:t xml:space="preserve"> </w:t>
+      </w:r>
+      <w:r>
+        <w:rPr>
+          <w:rFonts w:ascii="Cabri" w:hAnsi="Cabri"/>
+        </w:rPr>
+        <w:t xml:space="preserve">All sources </w:t>
+      </w:r>
+      <w:r>
+        <w:rPr>
+          <w:rFonts w:ascii="Cabri" w:hAnsi="Cabri"/>
+        </w:rPr>
+        <w:t>of information and research, including articles, websites</w:t>
+      </w:r>
+      <w:r>
+        <w:rPr>
+          <w:rFonts w:ascii="Cabri" w:hAnsi="Cabri"/>
+        </w:rPr>
+        <w:t xml:space="preserve"> and journals, have been listed and acknowledged </w:t>
+      </w:r>
+      <w:r>
+        <w:rPr>
+          <w:rFonts w:ascii="Cabri" w:hAnsi="Cabri"/>
+        </w:rPr>
+        <w:t>in the References.</w:t>
+      </w:r>
+    </w:p>
+    <w:p>
+      <w:pPr>
+        <w:rPr>
+          <w:rFonts w:ascii="Cabri" w:hAnsi="Cabri"/>
+          <w:b/>
+        </w:rPr>
+      </w:pPr>
+    </w:p>
+    <w:tbl>
+      <w:tblPr>
+        <w:tblW w:w="0" w:type="auto"/>
+        <w:tblLook w:val="04A0" w:firstRow="1" w:lastRow="0" w:firstColumn="1" w:lastColumn="0" w:noHBand="0" w:noVBand="1"/>
+      </w:tblPr>
+      <w:tblGrid>
+        <w:gridCol w:w="4828"/>
+        <w:gridCol w:w="749"/>
+        <w:gridCol w:w="3497"/>
+      </w:tblGrid>
+      <w:tr>
+        <w:tc>
+          <w:tcPr>
+            <w:tcW w:w="4946" w:type="dxa"/>
+            <w:hideMark/>
+          </w:tcPr>
+          <w:p>
+            <w:pPr>
+              <w:rPr>
+                <w:rFonts w:ascii="Cabri" w:hAnsi="Cabri"/>
+                <w:b/>
+              </w:rPr>
+            </w:pPr>
+            <w:r>
+              <w:rPr>
+                <w:rFonts w:ascii="Cabri" w:hAnsi="Cabri"/>
+                <w:b/>
+              </w:rPr>
+              <w:pict w14:anchorId="2B420B0D">
+                <v:rect id="_x0000_i1351" style="width:468pt;height:1.5pt" o:hralign="center" o:hrstd="t" o:hr="t" fillcolor="#a0a0a0" stroked="f"/>
+              </w:pict>
+            </w:r>
+          </w:p>
+          <w:p>
+            <w:pPr>
+              <w:rPr>
+                <w:rFonts w:ascii="Cabri" w:hAnsi="Cabri"/>
+                <w:b/>
+              </w:rPr>
+            </w:pPr>
+          </w:p>
+        </w:tc>
+        <w:tc>
+          <w:tcPr>
+            <w:tcW w:w="762" w:type="dxa"/>
+          </w:tcPr>
+          <w:p>
+            <w:pPr>
+              <w:rPr>
+                <w:rFonts w:ascii="Cabri" w:hAnsi="Cabri"/>
+                <w:b/>
+              </w:rPr>
+            </w:pPr>
+          </w:p>
+        </w:tc>
+        <w:tc>
+          <w:tcPr>
+            <w:tcW w:w="3580" w:type="dxa"/>
+            <w:hideMark/>
+          </w:tcPr>
+          <w:p>
+            <w:pPr>
+              <w:rPr>
+                <w:rFonts w:ascii="Cabri" w:hAnsi="Cabri"/>
+                <w:b/>
+              </w:rPr>
+            </w:pPr>
+            <w:r>
+              <w:rPr>
+                <w:rFonts w:ascii="Cabri" w:hAnsi="Cabri"/>
+                <w:b/>
+              </w:rPr>
+              <w:pict w14:anchorId="1FAEC62B">
+                <v:rect id="_x0000_i1352" style="width:468pt;height:1.5pt" o:hralign="center" o:hrstd="t" o:hr="t" fillcolor="#a0a0a0" stroked="f"/>
+              </w:pict>
+            </w:r>
+          </w:p>
+          <w:p>
+            <w:pPr>
+              <w:rPr>
+                <w:rFonts w:ascii="Cabri" w:hAnsi="Cabri"/>
+                <w:b/>
+              </w:rPr>
+            </w:pPr>
+          </w:p>
+        </w:tc>
+      </w:tr>
+    </w:tbl>
+    <w:p>
+      <w:pPr>
+        <w:rPr>
+          <w:rFonts w:ascii="Cabri" w:hAnsi="Cabri"/>
+          <w:b/>
+        </w:rPr>
+      </w:pPr>
+      <w:r>
+        <w:rPr>
+          <w:rFonts w:ascii="Cabri" w:hAnsi="Cabri"/>
+          <w:b/>
+        </w:rPr>
+        <w:t>Signed</w:t>
+      </w:r>
+      <w:r>
+        <w:rPr>
+          <w:rFonts w:ascii="Cabri" w:hAnsi="Cabri"/>
+          <w:b/>
+        </w:rPr>
+        <w:tab/>
+      </w:r>
+      <w:r>
+        <w:rPr>
+          <w:rFonts w:ascii="Cabri" w:hAnsi="Cabri"/>
+          <w:b/>
+        </w:rPr>
+        <w:tab/>
+      </w:r>
+      <w:r>
+        <w:rPr>
+          <w:rFonts w:ascii="Cabri" w:hAnsi="Cabri"/>
+          <w:b/>
+        </w:rPr>
+        <w:tab/>
+      </w:r>
+      <w:r>
+        <w:rPr>
+          <w:rFonts w:ascii="Cabri" w:hAnsi="Cabri"/>
+          <w:b/>
+        </w:rPr>
+        <w:tab/>
+      </w:r>
+      <w:r>
+        <w:rPr>
+          <w:rFonts w:ascii="Cabri" w:hAnsi="Cabri"/>
+          <w:b/>
+        </w:rPr>
+        <w:tab/>
+      </w:r>
+      <w:r>
+        <w:rPr>
+          <w:rFonts w:ascii="Cabri" w:hAnsi="Cabri"/>
+          <w:b/>
+        </w:rPr>
+        <w:tab/>
+      </w:r>
+      <w:r>
+        <w:rPr>
+          <w:rFonts w:ascii="Cabri" w:hAnsi="Cabri"/>
+          <w:b/>
+        </w:rPr>
+        <w:tab/>
+        <w:t>Date</w:t>
+      </w:r>
+    </w:p>
+    <w:tbl>
+      <w:tblPr>
+        <w:tblW w:w="0" w:type="auto"/>
+        <w:tblLook w:val="04A0" w:firstRow="1" w:lastRow="0" w:firstColumn="1" w:lastColumn="0" w:noHBand="0" w:noVBand="1"/>
+      </w:tblPr>
+      <w:tblGrid>
+        <w:gridCol w:w="4828"/>
+        <w:gridCol w:w="749"/>
+        <w:gridCol w:w="3497"/>
+      </w:tblGrid>
+      <w:tr>
+        <w:tc>
+          <w:tcPr>
+            <w:tcW w:w="4946" w:type="dxa"/>
+            <w:hideMark/>
+          </w:tcPr>
+          <w:p>
+            <w:pPr>
+              <w:rPr>
+                <w:rFonts w:ascii="Cabri" w:hAnsi="Cabri"/>
+                <w:b/>
+              </w:rPr>
+            </w:pPr>
+            <w:r>
+              <w:rPr>
+                <w:rFonts w:ascii="Cabri" w:hAnsi="Cabri"/>
+                <w:b/>
+              </w:rPr>
+              <w:pict w14:anchorId="5DF17926">
+                <v:rect id="_x0000_i1353" style="width:468pt;height:1.5pt" o:hralign="center" o:hrstd="t" o:hr="t" fillcolor="#a0a0a0" stroked="f"/>
+              </w:pict>
+            </w:r>
+          </w:p>
+          <w:p>
+            <w:pPr>
+              <w:rPr>
+                <w:rFonts w:ascii="Cabri" w:hAnsi="Cabri"/>
+                <w:b/>
+              </w:rPr>
+            </w:pPr>
+          </w:p>
+        </w:tc>
+        <w:tc>
+          <w:tcPr>
+            <w:tcW w:w="762" w:type="dxa"/>
+          </w:tcPr>
+          <w:p>
+            <w:pPr>
+              <w:rPr>
+                <w:rFonts w:ascii="Cabri" w:hAnsi="Cabri"/>
+                <w:b/>
+              </w:rPr>
+            </w:pPr>
+          </w:p>
+        </w:tc>
+        <w:tc>
+          <w:tcPr>
+            <w:tcW w:w="3580" w:type="dxa"/>
+            <w:hideMark/>
+          </w:tcPr>
+          <w:p>
+            <w:pPr>
+              <w:rPr>
+                <w:rFonts w:ascii="Cabri" w:hAnsi="Cabri"/>
+                <w:b/>
+              </w:rPr>
+            </w:pPr>
+            <w:r>
+              <w:rPr>
+                <w:rFonts w:ascii="Cabri" w:hAnsi="Cabri"/>
+                <w:b/>
+              </w:rPr>
+              <w:pict w14:anchorId="13C18298">
+                <v:rect id="_x0000_i1354" style="width:468pt;height:1.5pt" o:hralign="center" o:hrstd="t" o:hr="t" fillcolor="#a0a0a0" stroked="f"/>
+              </w:pict>
+            </w:r>
+          </w:p>
+          <w:p>
+            <w:pPr>
+              <w:rPr>
+                <w:rFonts w:ascii="Cabri" w:hAnsi="Cabri"/>
+                <w:b/>
+              </w:rPr>
+            </w:pPr>
+          </w:p>
+        </w:tc>
+      </w:tr>
+    </w:tbl>
+    <w:p>
+      <w:pPr>
+        <w:rPr>
+          <w:rFonts w:ascii="Cabri" w:hAnsi="Cabri"/>
+          <w:b/>
+        </w:rPr>
+      </w:pPr>
+      <w:r>
+        <w:rPr>
+          <w:rFonts w:ascii="Cabri" w:hAnsi="Cabri"/>
+          <w:b/>
+        </w:rPr>
+        <w:t>Signed</w:t>
+      </w:r>
+      <w:r>
+        <w:rPr>
+          <w:rFonts w:ascii="Cabri" w:hAnsi="Cabri"/>
+          <w:b/>
+        </w:rPr>
+        <w:tab/>
+      </w:r>
+      <w:r>
+        <w:rPr>
+          <w:rFonts w:ascii="Cabri" w:hAnsi="Cabri"/>
+          <w:b/>
+        </w:rPr>
+        <w:tab/>
+      </w:r>
+      <w:r>
+        <w:rPr>
+          <w:rFonts w:ascii="Cabri" w:hAnsi="Cabri"/>
+          <w:b/>
+        </w:rPr>
+        <w:tab/>
+      </w:r>
+      <w:r>
+        <w:rPr>
+          <w:rFonts w:ascii="Cabri" w:hAnsi="Cabri"/>
+          <w:b/>
+        </w:rPr>
+        <w:tab/>
+      </w:r>
+      <w:r>
+        <w:rPr>
+          <w:rFonts w:ascii="Cabri" w:hAnsi="Cabri"/>
+          <w:b/>
+        </w:rPr>
+        <w:tab/>
+      </w:r>
+      <w:r>
+        <w:rPr>
+          <w:rFonts w:ascii="Cabri" w:hAnsi="Cabri"/>
+          <w:b/>
+        </w:rPr>
+        <w:tab/>
+      </w:r>
+      <w:r>
+        <w:rPr>
+          <w:rFonts w:ascii="Cabri" w:hAnsi="Cabri"/>
+          <w:b/>
+        </w:rPr>
+        <w:tab/>
+        <w:t>Date</w:t>
+      </w:r>
+    </w:p>
+    <w:tbl>
+      <w:tblPr>
+        <w:tblW w:w="0" w:type="auto"/>
+        <w:tblLook w:val="04A0" w:firstRow="1" w:lastRow="0" w:firstColumn="1" w:lastColumn="0" w:noHBand="0" w:noVBand="1"/>
+      </w:tblPr>
+      <w:tblGrid>
+        <w:gridCol w:w="4828"/>
+        <w:gridCol w:w="749"/>
+        <w:gridCol w:w="3497"/>
+      </w:tblGrid>
+      <w:tr>
+        <w:tc>
+          <w:tcPr>
+            <w:tcW w:w="4946" w:type="dxa"/>
+            <w:hideMark/>
+          </w:tcPr>
+          <w:p>
+            <w:pPr>
+              <w:rPr>
+                <w:rFonts w:ascii="Cabri" w:hAnsi="Cabri"/>
+                <w:b/>
+              </w:rPr>
+            </w:pPr>
+            <w:r>
+              <w:rPr>
+                <w:rFonts w:ascii="Cabri" w:hAnsi="Cabri"/>
+                <w:b/>
+              </w:rPr>
+              <w:pict w14:anchorId="3FFC40F6">
+                <v:rect id="_x0000_i1367" style="width:468pt;height:1.5pt" o:hralign="center" o:hrstd="t" o:hr="t" fillcolor="#a0a0a0" stroked="f"/>
+              </w:pict>
+            </w:r>
+          </w:p>
+          <w:p>
+            <w:pPr>
+              <w:rPr>
+                <w:rFonts w:ascii="Cabri" w:hAnsi="Cabri"/>
+                <w:b/>
+              </w:rPr>
+            </w:pPr>
+          </w:p>
+        </w:tc>
+        <w:tc>
+          <w:tcPr>
+            <w:tcW w:w="762" w:type="dxa"/>
+          </w:tcPr>
+          <w:p>
+            <w:pPr>
+              <w:rPr>
+                <w:rFonts w:ascii="Cabri" w:hAnsi="Cabri"/>
+                <w:b/>
+              </w:rPr>
+            </w:pPr>
+          </w:p>
+        </w:tc>
+        <w:tc>
+          <w:tcPr>
+            <w:tcW w:w="3580" w:type="dxa"/>
+            <w:hideMark/>
+          </w:tcPr>
+          <w:p>
+            <w:pPr>
+              <w:rPr>
+                <w:rFonts w:ascii="Cabri" w:hAnsi="Cabri"/>
+                <w:b/>
+              </w:rPr>
+            </w:pPr>
+            <w:r>
+              <w:rPr>
+                <w:rFonts w:ascii="Cabri" w:hAnsi="Cabri"/>
+                <w:b/>
+              </w:rPr>
+              <w:pict w14:anchorId="4B54F1AA">
+                <v:rect id="_x0000_i1368" style="width:468pt;height:1.5pt" o:hralign="center" o:hrstd="t" o:hr="t" fillcolor="#a0a0a0" stroked="f"/>
+              </w:pict>
+            </w:r>
+          </w:p>
+          <w:p>
+            <w:pPr>
+              <w:rPr>
+                <w:rFonts w:ascii="Cabri" w:hAnsi="Cabri"/>
+                <w:b/>
+              </w:rPr>
+            </w:pPr>
+          </w:p>
+        </w:tc>
+      </w:tr>
+    </w:tbl>
+    <w:p>
+      <w:pPr>
+        <w:rPr>
+          <w:rFonts w:ascii="Cabri" w:hAnsi="Cabri"/>
+          <w:b/>
+        </w:rPr>
+      </w:pPr>
+      <w:r>
+        <w:rPr>
+          <w:rFonts w:ascii="Cabri" w:hAnsi="Cabri"/>
+          <w:b/>
+        </w:rPr>
+        <w:t>Signed</w:t>
+      </w:r>
+      <w:r>
+        <w:rPr>
+          <w:rFonts w:ascii="Cabri" w:hAnsi="Cabri"/>
+          <w:b/>
+        </w:rPr>
+        <w:tab/>
+      </w:r>
+      <w:r>
+        <w:rPr>
+          <w:rFonts w:ascii="Cabri" w:hAnsi="Cabri"/>
+          <w:b/>
+        </w:rPr>
+        <w:tab/>
+      </w:r>
+      <w:r>
+        <w:rPr>
+          <w:rFonts w:ascii="Cabri" w:hAnsi="Cabri"/>
+          <w:b/>
+        </w:rPr>
+        <w:tab/>
+      </w:r>
+      <w:r>
+        <w:rPr>
+          <w:rFonts w:ascii="Cabri" w:hAnsi="Cabri"/>
+          <w:b/>
+        </w:rPr>
+        <w:tab/>
+      </w:r>
+      <w:r>
+        <w:rPr>
+          <w:rFonts w:ascii="Cabri" w:hAnsi="Cabri"/>
+          <w:b/>
+        </w:rPr>
+        <w:tab/>
+      </w:r>
+      <w:r>
+        <w:rPr>
+          <w:rFonts w:ascii="Cabri" w:hAnsi="Cabri"/>
+          <w:b/>
+        </w:rPr>
+        <w:tab/>
+      </w:r>
+      <w:r>
+        <w:rPr>
+          <w:rFonts w:ascii="Cabri" w:hAnsi="Cabri"/>
+          <w:b/>
+        </w:rPr>
+        <w:tab/>
+        <w:t>Date</w:t>
+      </w:r>
+    </w:p>
+    <w:tbl>
+      <w:tblPr>
+        <w:tblW w:w="0" w:type="auto"/>
+        <w:tblLook w:val="04A0" w:firstRow="1" w:lastRow="0" w:firstColumn="1" w:lastColumn="0" w:noHBand="0" w:noVBand="1"/>
+      </w:tblPr>
+      <w:tblGrid>
+        <w:gridCol w:w="4828"/>
+        <w:gridCol w:w="749"/>
+        <w:gridCol w:w="3497"/>
+      </w:tblGrid>
+      <w:tr>
+        <w:tc>
+          <w:tcPr>
+            <w:tcW w:w="4946" w:type="dxa"/>
+            <w:hideMark/>
+          </w:tcPr>
+          <w:p>
+            <w:pPr>
+              <w:rPr>
+                <w:rFonts w:ascii="Cabri" w:hAnsi="Cabri"/>
+                <w:b/>
+              </w:rPr>
+            </w:pPr>
+            <w:r>
+              <w:rPr>
+                <w:rFonts w:ascii="Cabri" w:hAnsi="Cabri"/>
+                <w:b/>
+              </w:rPr>
+              <w:pict w14:anchorId="0B289260">
+                <v:rect id="_x0000_i1369" style="width:468pt;height:1.5pt" o:hralign="center" o:hrstd="t" o:hr="t" fillcolor="#a0a0a0" stroked="f"/>
+              </w:pict>
+            </w:r>
+          </w:p>
+          <w:p>
+            <w:pPr>
+              <w:rPr>
+                <w:rFonts w:ascii="Cabri" w:hAnsi="Cabri"/>
+                <w:b/>
+              </w:rPr>
+            </w:pPr>
+          </w:p>
+        </w:tc>
+        <w:tc>
+          <w:tcPr>
+            <w:tcW w:w="762" w:type="dxa"/>
+          </w:tcPr>
+          <w:p>
+            <w:pPr>
+              <w:rPr>
+                <w:rFonts w:ascii="Cabri" w:hAnsi="Cabri"/>
+                <w:b/>
+              </w:rPr>
+            </w:pPr>
+          </w:p>
+        </w:tc>
+        <w:tc>
+          <w:tcPr>
+            <w:tcW w:w="3580" w:type="dxa"/>
+            <w:hideMark/>
+          </w:tcPr>
+          <w:p>
+            <w:pPr>
+              <w:rPr>
+                <w:rFonts w:ascii="Cabri" w:hAnsi="Cabri"/>
+                <w:b/>
+              </w:rPr>
+            </w:pPr>
+            <w:r>
+              <w:rPr>
+                <w:rFonts w:ascii="Cabri" w:hAnsi="Cabri"/>
+                <w:b/>
+              </w:rPr>
+              <w:pict w14:anchorId="2E843149">
+                <v:rect id="_x0000_i1370" style="width:468pt;height:1.5pt" o:hralign="center" o:hrstd="t" o:hr="t" fillcolor="#a0a0a0" stroked="f"/>
+              </w:pict>
+            </w:r>
+          </w:p>
+          <w:p>
+            <w:pPr>
+              <w:rPr>
+                <w:rFonts w:ascii="Cabri" w:hAnsi="Cabri"/>
+                <w:b/>
+              </w:rPr>
+            </w:pPr>
+          </w:p>
+        </w:tc>
+      </w:tr>
+    </w:tbl>
+    <w:p>
+      <w:pPr>
+        <w:rPr>
+          <w:rFonts w:ascii="Cabri" w:hAnsi="Cabri"/>
+          <w:b/>
+        </w:rPr>
+      </w:pPr>
+      <w:r>
+        <w:rPr>
+          <w:rFonts w:ascii="Cabri" w:hAnsi="Cabri"/>
+          <w:b/>
+        </w:rPr>
+        <w:t>Signed</w:t>
+      </w:r>
+      <w:r>
+        <w:rPr>
+          <w:rFonts w:ascii="Cabri" w:hAnsi="Cabri"/>
+          <w:b/>
+        </w:rPr>
+        <w:tab/>
+      </w:r>
+      <w:r>
+        <w:rPr>
+          <w:rFonts w:ascii="Cabri" w:hAnsi="Cabri"/>
+          <w:b/>
+        </w:rPr>
+        <w:tab/>
+      </w:r>
+      <w:r>
+        <w:rPr>
+          <w:rFonts w:ascii="Cabri" w:hAnsi="Cabri"/>
+          <w:b/>
+        </w:rPr>
+        <w:tab/>
+      </w:r>
+      <w:r>
+        <w:rPr>
+          <w:rFonts w:ascii="Cabri" w:hAnsi="Cabri"/>
+          <w:b/>
+        </w:rPr>
+        <w:tab/>
+      </w:r>
+      <w:r>
+        <w:rPr>
+          <w:rFonts w:ascii="Cabri" w:hAnsi="Cabri"/>
+          <w:b/>
+        </w:rPr>
+        <w:tab/>
+      </w:r>
+      <w:r>
+        <w:rPr>
+          <w:rFonts w:ascii="Cabri" w:hAnsi="Cabri"/>
+          <w:b/>
+        </w:rPr>
+        <w:tab/>
+      </w:r>
+      <w:r>
+        <w:rPr>
+          <w:rFonts w:ascii="Cabri" w:hAnsi="Cabri"/>
+          <w:b/>
+        </w:rPr>
+        <w:tab/>
+        <w:t>Date</w:t>
+      </w:r>
+    </w:p>
+    <w:tbl>
+      <w:tblPr>
+        <w:tblW w:w="0" w:type="auto"/>
+        <w:tblLook w:val="04A0" w:firstRow="1" w:lastRow="0" w:firstColumn="1" w:lastColumn="0" w:noHBand="0" w:noVBand="1"/>
+      </w:tblPr>
+      <w:tblGrid>
+        <w:gridCol w:w="4828"/>
+        <w:gridCol w:w="749"/>
+        <w:gridCol w:w="3497"/>
+      </w:tblGrid>
+      <w:tr>
+        <w:tc>
+          <w:tcPr>
+            <w:tcW w:w="4946" w:type="dxa"/>
+            <w:hideMark/>
+          </w:tcPr>
+          <w:p>
+            <w:pPr>
+              <w:rPr>
+                <w:rFonts w:ascii="Cabri" w:hAnsi="Cabri"/>
+                <w:b/>
+              </w:rPr>
+            </w:pPr>
+            <w:r>
+              <w:rPr>
+                <w:rFonts w:ascii="Cabri" w:hAnsi="Cabri"/>
+                <w:b/>
+              </w:rPr>
+              <w:pict w14:anchorId="51BBEB56">
+                <v:rect id="_x0000_i1371" style="width:468pt;height:1.5pt" o:hralign="center" o:hrstd="t" o:hr="t" fillcolor="#a0a0a0" stroked="f"/>
+              </w:pict>
+            </w:r>
+          </w:p>
+          <w:p>
+            <w:pPr>
+              <w:rPr>
+                <w:rFonts w:ascii="Cabri" w:hAnsi="Cabri"/>
+                <w:b/>
+              </w:rPr>
+            </w:pPr>
+          </w:p>
+        </w:tc>
+        <w:tc>
+          <w:tcPr>
+            <w:tcW w:w="762" w:type="dxa"/>
+          </w:tcPr>
+          <w:p>
+            <w:pPr>
+              <w:rPr>
+                <w:rFonts w:ascii="Cabri" w:hAnsi="Cabri"/>
+                <w:b/>
+              </w:rPr>
+            </w:pPr>
+          </w:p>
+        </w:tc>
+        <w:tc>
+          <w:tcPr>
+            <w:tcW w:w="3580" w:type="dxa"/>
+            <w:hideMark/>
+          </w:tcPr>
+          <w:p>
+            <w:pPr>
+              <w:rPr>
+                <w:rFonts w:ascii="Cabri" w:hAnsi="Cabri"/>
+                <w:b/>
+              </w:rPr>
+            </w:pPr>
+            <w:r>
+              <w:rPr>
+                <w:rFonts w:ascii="Cabri" w:hAnsi="Cabri"/>
+                <w:b/>
+              </w:rPr>
+              <w:pict w14:anchorId="31401411">
+                <v:rect id="_x0000_i1372" style="width:468pt;height:1.5pt" o:hralign="center" o:hrstd="t" o:hr="t" fillcolor="#a0a0a0" stroked="f"/>
+              </w:pict>
+            </w:r>
+          </w:p>
+          <w:p>
+            <w:pPr>
+              <w:rPr>
+                <w:rFonts w:ascii="Cabri" w:hAnsi="Cabri"/>
+                <w:b/>
+              </w:rPr>
+            </w:pPr>
+          </w:p>
+        </w:tc>
+      </w:tr>
+    </w:tbl>
+    <w:p>
+      <w:pPr>
+        <w:rPr>
+          <w:rFonts w:ascii="Cabri" w:hAnsi="Cabri"/>
+          <w:b/>
+        </w:rPr>
+      </w:pPr>
+      <w:r>
+        <w:rPr>
+          <w:rFonts w:ascii="Cabri" w:hAnsi="Cabri"/>
+          <w:b/>
+        </w:rPr>
+        <w:t>Signed</w:t>
+      </w:r>
+      <w:r>
+        <w:rPr>
+          <w:rFonts w:ascii="Cabri" w:hAnsi="Cabri"/>
+          <w:b/>
+        </w:rPr>
+        <w:tab/>
+      </w:r>
+      <w:r>
+        <w:rPr>
+          <w:rFonts w:ascii="Cabri" w:hAnsi="Cabri"/>
+          <w:b/>
+        </w:rPr>
+        <w:tab/>
+      </w:r>
+      <w:r>
+        <w:rPr>
+          <w:rFonts w:ascii="Cabri" w:hAnsi="Cabri"/>
+          <w:b/>
+        </w:rPr>
+        <w:tab/>
+      </w:r>
+      <w:r>
+        <w:rPr>
+          <w:rFonts w:ascii="Cabri" w:hAnsi="Cabri"/>
+          <w:b/>
+        </w:rPr>
+        <w:tab/>
+      </w:r>
+      <w:r>
+        <w:rPr>
+          <w:rFonts w:ascii="Cabri" w:hAnsi="Cabri"/>
+          <w:b/>
+        </w:rPr>
+        <w:tab/>
+      </w:r>
+      <w:r>
+        <w:rPr>
+          <w:rFonts w:ascii="Cabri" w:hAnsi="Cabri"/>
+          <w:b/>
+        </w:rPr>
+        <w:tab/>
+      </w:r>
+      <w:r>
+        <w:rPr>
+          <w:rFonts w:ascii="Cabri" w:hAnsi="Cabri"/>
+          <w:b/>
+        </w:rPr>
+        <w:tab/>
+        <w:t>Date</w:t>
       </w:r>
     </w:p>
     <w:p/>
-    <w:p>
-      <w:r>
-        <w:t>tryi7drftyu</w:t>
-      </w:r>
-    </w:p>
     <w:p/>
-    <w:p>
-      <w:r>
-        <w:t>tyghjyuguyui</w:t>
-      </w:r>
-    </w:p>
-    <w:p>
-      <w:r>
-        <w:t>ytfgjhjbbuh</w:t>
-      </w:r>
+    <w:p/>
+    <w:p/>
+    <w:p/>
+    <w:p/>
+    <w:p>
+      <w:hyperlink r:id="rId6" w:history="1">
+        <w:r>
+          <w:rPr>
+            <w:rStyle w:val="Hyperlink"/>
+          </w:rPr>
+          <w:t>https://mybroadband.co.za/news/smartphones/658853-big-changes-for-whatsapp-in-south-africa.html</w:t>
+        </w:r>
+      </w:hyperlink>
+    </w:p>
+    <w:p>
+      <w:hyperlink r:id="rId7" w:history="1">
+        <w:r>
+          <w:rPr>
+            <w:rStyle w:val="Hyperlink"/>
+          </w:rPr>
+          <w:t>https://ieeexplore.ieee.org/document/11022566</w:t>
+        </w:r>
+      </w:hyperlink>
+    </w:p>
+    <w:p>
+      <w:hyperlink r:id="rId8" w:history="1">
+        <w:r>
+          <w:rPr>
+            <w:rStyle w:val="Hyperlink"/>
+          </w:rPr>
+          <w:t>https://www.merca20.com/95-of-internet-users-already-use-messaging-apps-the-most-universal-digital-habit/</w:t>
+        </w:r>
+      </w:hyperlink>
+    </w:p>
+    <w:p>
+      <w:pPr>
+        <w:pStyle w:val="Heading1"/>
+        <w:jc w:val="center"/>
+        <w:rPr>
+          <w:rFonts w:ascii="Cabri" w:hAnsi="Cabri"/>
+          <w:bCs/>
+        </w:rPr>
+      </w:pPr>
+      <w:r>
+        <w:rPr>
+          <w:rFonts w:ascii="Cabri" w:hAnsi="Cabri"/>
+        </w:rPr>
+        <w:br w:type="page"/>
+      </w:r>
+    </w:p>
+    <w:p>
+      <w:pPr>
+        <w:spacing w:line="360" w:lineRule="auto"/>
+        <w:jc w:val="both"/>
+        <w:rPr>
+          <w:rFonts w:ascii="Cabri" w:hAnsi="Cabri"/>
+          <w:bCs/>
+        </w:rPr>
+      </w:pPr>
+    </w:p>
+    <w:p>
+      <w:pPr>
+        <w:pStyle w:val="Heading1"/>
+        <w:jc w:val="center"/>
+      </w:pPr>
+      <w:r>
+        <w:t>ACKNOWLEDGEMENTS</w:t>
+      </w:r>
+    </w:p>
+    <w:p>
+      <w:pPr>
+        <w:spacing w:line="360" w:lineRule="auto"/>
+        <w:rPr>
+          <w:rFonts w:ascii="Cabri" w:hAnsi="Cabri"/>
+          <w:b/>
+        </w:rPr>
+      </w:pPr>
+    </w:p>
+    <w:p>
+      <w:pPr>
+        <w:spacing w:line="360" w:lineRule="auto"/>
+        <w:rPr>
+          <w:rFonts w:ascii="Cabri" w:hAnsi="Cabri"/>
+          <w:b/>
+        </w:rPr>
+      </w:pPr>
+    </w:p>
+    <w:p>
+      <w:pPr>
+        <w:spacing w:line="360" w:lineRule="auto"/>
+        <w:rPr>
+          <w:rFonts w:ascii="Cabri" w:hAnsi="Cabri"/>
+          <w:b/>
+        </w:rPr>
+      </w:pPr>
+      <w:r>
+        <w:rPr>
+          <w:rFonts w:ascii="Cabri" w:hAnsi="Cabri"/>
+          <w:b/>
+        </w:rPr>
+        <w:t>I wish to thank:</w:t>
+      </w:r>
+    </w:p>
+    <w:p>
+      <w:pPr>
+        <w:spacing w:line="360" w:lineRule="auto"/>
+        <w:rPr>
+          <w:rFonts w:ascii="Cabri" w:hAnsi="Cabri"/>
+          <w:b/>
+        </w:rPr>
+      </w:pPr>
+    </w:p>
+    <w:p>
+      <w:pPr>
+        <w:numPr>
+          <w:ilvl w:val="0"/>
+          <w:numId w:val="1"/>
+        </w:numPr>
+        <w:spacing w:line="360" w:lineRule="auto"/>
+        <w:rPr>
+          <w:rFonts w:ascii="Cabri" w:hAnsi="Cabri"/>
+        </w:rPr>
+      </w:pPr>
+      <w:r>
+        <w:rPr>
+          <w:rFonts w:ascii="Cabri" w:hAnsi="Cabri"/>
+        </w:rPr>
+        <w:t>Type name of person here, with brief explanation if necessary.</w:t>
+      </w:r>
+    </w:p>
+    <w:p>
+      <w:pPr>
+        <w:numPr>
+          <w:ilvl w:val="0"/>
+          <w:numId w:val="1"/>
+        </w:numPr>
+        <w:spacing w:line="360" w:lineRule="auto"/>
+        <w:rPr>
+          <w:rFonts w:ascii="Cabri" w:hAnsi="Cabri"/>
+        </w:rPr>
+      </w:pPr>
+      <w:r>
+        <w:rPr>
+          <w:rFonts w:ascii="Cabri" w:hAnsi="Cabri"/>
+        </w:rPr>
+        <w:t>Type name of person here, with brief explanation if necessary.</w:t>
+      </w:r>
+    </w:p>
+    <w:p>
+      <w:pPr>
+        <w:numPr>
+          <w:ilvl w:val="0"/>
+          <w:numId w:val="1"/>
+        </w:numPr>
+        <w:spacing w:line="360" w:lineRule="auto"/>
+        <w:rPr>
+          <w:rFonts w:ascii="Cabri" w:hAnsi="Cabri"/>
+        </w:rPr>
+      </w:pPr>
+      <w:r>
+        <w:rPr>
+          <w:rFonts w:ascii="Cabri" w:hAnsi="Cabri"/>
+        </w:rPr>
+        <w:t>Type name of person here, with brief explanation if necessary.</w:t>
+      </w:r>
+    </w:p>
+    <w:p>
+      <w:pPr>
+        <w:numPr>
+          <w:ilvl w:val="0"/>
+          <w:numId w:val="1"/>
+        </w:numPr>
+        <w:spacing w:line="360" w:lineRule="auto"/>
+        <w:rPr>
+          <w:rFonts w:ascii="Cabri" w:hAnsi="Cabri"/>
+        </w:rPr>
+      </w:pPr>
+      <w:r>
+        <w:rPr>
+          <w:rFonts w:ascii="Cabri" w:hAnsi="Cabri"/>
+        </w:rPr>
+        <w:t>Type name of person here, with brief explanation if necessary. Use as many bullets as you wish (but within reason).</w:t>
+      </w:r>
+    </w:p>
+    <w:p>
+      <w:pPr>
+        <w:rPr>
+          <w:rFonts w:ascii="Cabri" w:hAnsi="Cabri"/>
+        </w:rPr>
+      </w:pPr>
+      <w:r>
+        <w:rPr>
+          <w:rFonts w:ascii="Cabri" w:hAnsi="Cabri"/>
+        </w:rPr>
+        <w:br w:type="page"/>
+      </w:r>
+    </w:p>
+    <w:p>
+      <w:pPr>
+        <w:pStyle w:val="Heading1"/>
+        <w:jc w:val="center"/>
+        <w:rPr>
+          <w:rFonts w:ascii="Cabri" w:hAnsi="Cabri"/>
+        </w:rPr>
+      </w:pPr>
+      <w:r>
+        <w:lastRenderedPageBreak/>
+        <w:t>OVERVIEW</w:t>
+      </w:r>
+    </w:p>
+    <w:p>
+      <w:pPr>
+        <w:spacing w:line="360" w:lineRule="auto"/>
+        <w:jc w:val="both"/>
+        <w:rPr>
+          <w:rFonts w:ascii="Cabri" w:hAnsi="Cabri"/>
+          <w:bCs/>
+        </w:rPr>
+      </w:pPr>
+      <w:r>
+        <w:rPr>
+          <w:rFonts w:ascii="Cabri" w:hAnsi="Cabri"/>
+          <w:bCs/>
+        </w:rPr>
+        <w:t>This report details the design, develop, and analysis of “</w:t>
+      </w:r>
+      <w:proofErr w:type="spellStart"/>
+      <w:r>
+        <w:rPr>
+          <w:rFonts w:ascii="Cabri" w:hAnsi="Cabri"/>
+          <w:b/>
+        </w:rPr>
+        <w:t>IntraChat</w:t>
+      </w:r>
+      <w:proofErr w:type="spellEnd"/>
+      <w:r>
+        <w:rPr>
+          <w:rFonts w:ascii="Cabri" w:hAnsi="Cabri"/>
+          <w:bCs/>
+        </w:rPr>
+        <w:t xml:space="preserve">”, a Java-based Local Area Network (LAN) chat application specifically targeted at university campuses. </w:t>
+      </w:r>
+      <w:proofErr w:type="spellStart"/>
+      <w:r>
+        <w:rPr>
+          <w:rFonts w:ascii="Cabri" w:hAnsi="Cabri"/>
+          <w:b/>
+        </w:rPr>
+        <w:t>IntraChat</w:t>
+      </w:r>
+      <w:proofErr w:type="spellEnd"/>
+      <w:r>
+        <w:rPr>
+          <w:rFonts w:ascii="Cabri" w:hAnsi="Cabri"/>
+          <w:b/>
+        </w:rPr>
+        <w:t xml:space="preserve"> </w:t>
+      </w:r>
+      <w:r>
+        <w:rPr>
+          <w:rFonts w:ascii="Cabri" w:hAnsi="Cabri"/>
+          <w:bCs/>
+        </w:rPr>
+        <w:t>addresses the need for zero-cost, secure, and closed-loop communication tool that operates entirely on existing campus network infrastructure.</w:t>
+      </w:r>
+    </w:p>
+    <w:p>
+      <w:pPr>
+        <w:spacing w:line="360" w:lineRule="auto"/>
+        <w:jc w:val="both"/>
+        <w:rPr>
+          <w:rFonts w:ascii="Cabri" w:hAnsi="Cabri"/>
+          <w:bCs/>
+        </w:rPr>
+      </w:pPr>
+      <w:r>
+        <w:rPr>
+          <w:rFonts w:ascii="Cabri" w:hAnsi="Cabri"/>
+          <w:bCs/>
+        </w:rPr>
+        <w:t xml:space="preserve">The target market for </w:t>
+      </w:r>
+      <w:proofErr w:type="spellStart"/>
+      <w:r>
+        <w:rPr>
+          <w:rFonts w:ascii="Cabri" w:hAnsi="Cabri"/>
+          <w:b/>
+        </w:rPr>
+        <w:t>IntraChat</w:t>
+      </w:r>
+      <w:proofErr w:type="spellEnd"/>
+      <w:r>
+        <w:rPr>
+          <w:rFonts w:ascii="Cabri" w:hAnsi="Cabri"/>
+          <w:b/>
+        </w:rPr>
+        <w:t xml:space="preserve"> </w:t>
+      </w:r>
+      <w:r>
+        <w:rPr>
+          <w:rFonts w:ascii="Cabri" w:hAnsi="Cabri"/>
+          <w:bCs/>
+        </w:rPr>
+        <w:t xml:space="preserve">is tertiary institutions that require a “controlled alternative” to public messaging platforms such as WhatsApp. The research indicates that by physically containing data within the local network, </w:t>
+      </w:r>
+      <w:proofErr w:type="spellStart"/>
+      <w:r>
+        <w:rPr>
+          <w:rFonts w:ascii="Cabri" w:hAnsi="Cabri"/>
+          <w:b/>
+        </w:rPr>
+        <w:t>IntraChat</w:t>
+      </w:r>
+      <w:proofErr w:type="spellEnd"/>
+      <w:r>
+        <w:rPr>
+          <w:rFonts w:ascii="Cabri" w:hAnsi="Cabri"/>
+          <w:bCs/>
+        </w:rPr>
+        <w:t xml:space="preserve"> eliminates the risk of third-party data interception, ensuring privacy through network isolation. While the application successfully achieves real-time instant messaging and basic file sharing without requiring mobile data costs, it is limited to devices connected to the same local network. Ultimately, this project proves that Java Sockets and Frame Forms provide a highly secure framework for developing institutional communication tools.</w:t>
+      </w:r>
+    </w:p>
+    <w:p>
+      <w:pPr>
+        <w:rPr>
+          <w:rFonts w:ascii="Cabri" w:hAnsi="Cabri"/>
+          <w:bCs/>
+        </w:rPr>
+      </w:pPr>
+      <w:r>
+        <w:rPr>
+          <w:rFonts w:ascii="Cabri" w:hAnsi="Cabri"/>
+          <w:bCs/>
+        </w:rPr>
+        <w:br w:type="page"/>
+      </w:r>
+    </w:p>
+    <w:p>
+      <w:pPr>
+        <w:pStyle w:val="Heading1"/>
+        <w:jc w:val="center"/>
+        <w:rPr>
+          <w:lang w:val="en-ZA"/>
+        </w:rPr>
+      </w:pPr>
+      <w:r>
+        <w:rPr>
+          <w:lang w:val="en-ZA"/>
+        </w:rPr>
+        <w:lastRenderedPageBreak/>
+        <w:t>CHAPTER ONE: INTRODUCTION</w:t>
+      </w:r>
+    </w:p>
+    <w:p>
+      <w:pPr>
+        <w:rPr>
+          <w:rFonts w:ascii="Cabri" w:hAnsi="Cabri"/>
+        </w:rPr>
+      </w:pPr>
+      <w:r>
+        <w:rPr>
+          <w:rFonts w:ascii="Cabri" w:hAnsi="Cabri"/>
+        </w:rPr>
+        <w:br w:type="page"/>
+      </w:r>
+    </w:p>
+    <w:p>
+      <w:pPr>
+        <w:pStyle w:val="Heading1"/>
+        <w:jc w:val="center"/>
+        <w:rPr>
+          <w:lang w:val="en-ZA"/>
+        </w:rPr>
+      </w:pPr>
+      <w:r>
+        <w:rPr>
+          <w:lang w:val="en-ZA"/>
+        </w:rPr>
+        <w:lastRenderedPageBreak/>
+        <w:t>CHAPTER TWO: SUB-QUESTIONS AND DISCUSSION</w:t>
+      </w:r>
+    </w:p>
+    <w:p>
+      <w:pPr>
+        <w:rPr>
+          <w:rFonts w:ascii="Cabri" w:hAnsi="Cabri"/>
+        </w:rPr>
+      </w:pPr>
+      <w:r>
+        <w:rPr>
+          <w:rFonts w:ascii="Cabri" w:hAnsi="Cabri"/>
+        </w:rPr>
+        <w:br w:type="page"/>
+      </w:r>
+    </w:p>
+    <w:p>
+      <w:pPr>
+        <w:pStyle w:val="Heading1"/>
+        <w:jc w:val="center"/>
+        <w:rPr>
+          <w:lang w:val="en-ZA"/>
+        </w:rPr>
+      </w:pPr>
+      <w:r>
+        <w:rPr>
+          <w:lang w:val="en-ZA"/>
+        </w:rPr>
+        <w:lastRenderedPageBreak/>
+        <w:t>CHAPTER THREE: SYSTEM DESIGN AND IMPLEMENTATION</w:t>
+      </w:r>
+    </w:p>
+    <w:p>
+      <w:r>
+        <w:br w:type="page"/>
+      </w:r>
+    </w:p>
+    <w:p>
+      <w:pPr>
+        <w:pStyle w:val="Heading1"/>
+        <w:jc w:val="center"/>
+        <w:rPr>
+          <w:lang w:val="en-ZA"/>
+        </w:rPr>
+      </w:pPr>
+      <w:r>
+        <w:rPr>
+          <w:lang w:val="en-ZA"/>
+        </w:rPr>
+        <w:lastRenderedPageBreak/>
+        <w:t>CHAPTER FOUR: RESULTS AND ANALYSIS</w:t>
+      </w:r>
+    </w:p>
+    <w:p>
+      <w:r>
+        <w:br w:type="page"/>
+      </w:r>
+    </w:p>
+    <w:p>
+      <w:pPr>
+        <w:pStyle w:val="Heading1"/>
+        <w:jc w:val="center"/>
+        <w:rPr>
+          <w:lang w:val="en-ZA"/>
+        </w:rPr>
+      </w:pPr>
+      <w:r>
+        <w:rPr>
+          <w:lang w:val="en-ZA"/>
+        </w:rPr>
+        <w:lastRenderedPageBreak/>
+        <w:t>CHAPTER FIVE: CONCLUSION</w:t>
+      </w:r>
+    </w:p>
+    <w:p>
+      <w:r>
+        <w:br w:type="page"/>
+      </w:r>
+    </w:p>
+    <w:p>
+      <w:pPr>
+        <w:pStyle w:val="Heading1"/>
+        <w:jc w:val="center"/>
+        <w:rPr>
+          <w:lang w:val="en-ZA"/>
+        </w:rPr>
+      </w:pPr>
+      <w:r>
+        <w:rPr>
+          <w:lang w:val="en-ZA"/>
+        </w:rPr>
+        <w:lastRenderedPageBreak/>
+        <w:t>References</w:t>
+      </w:r>
+      <w:r>
+        <w:rPr>
+          <w:lang w:val="en-ZA"/>
+        </w:rPr>
+        <w:t xml:space="preserve"> </w:t>
+      </w:r>
+    </w:p>
+    <w:p>
+      <w:pPr>
+        <w:rPr>
+          <w:lang w:val="en-ZA"/>
+        </w:rPr>
+      </w:pPr>
+      <w:r>
+        <w:rPr>
+          <w:lang w:val="en-ZA"/>
+        </w:rPr>
+        <w:br w:type="page"/>
+      </w:r>
+    </w:p>
+    <w:p>
+      <w:pPr>
+        <w:rPr>
+          <w:lang w:val="en-ZA"/>
+        </w:rPr>
+      </w:pPr>
     </w:p>
     <w:sectPr>
       <w:pgSz w:w="11909" w:h="16834"/>
-      <w:pgMar w:top="1440" w:right="1440" w:bottom="1440" w:left="1440" w:header="720" w:footer="720" w:gutter="0"/>
+      <w:pgMar w:top="1134" w:right="1134" w:bottom="1134" w:left="1701" w:header="720" w:footer="720" w:gutter="0"/>
       <w:pgNumType w:start="1"/>
       <w:cols w:space="720"/>
     </w:sectPr>
   </w:body>
 </w:document>
+</file>
+
+<file path=word/numbering.xml><?xml version="1.0" encoding="utf-8"?>
+<w:numbering xmlns:wpc="http://schemas.microsoft.com/office/word/2010/wordprocessingCanvas" xmlns:cx="http://schemas.microsoft.com/office/drawing/2014/chartex" xmlns:cx1="http://schemas.microsoft.com/office/drawing/2015/9/8/chartex" xmlns:cx2="http://schemas.microsoft.com/office/drawing/2015/10/21/chartex" xmlns:cx3="http://schemas.microsoft.com/office/drawing/2016/5/9/chartex" xmlns:cx4="http://schemas.microsoft.com/office/drawing/2016/5/10/chartex" xmlns:cx5="http://schemas.microsoft.com/office/drawing/2016/5/11/chartex" xmlns:cx6="http://schemas.microsoft.com/office/drawing/2016/5/12/chartex" xmlns:cx7="http://schemas.microsoft.com/office/drawing/2016/5/13/chartex" xmlns:cx8="http://schemas.microsoft.com/office/drawing/2016/5/14/chartex" xmlns:mc="http://schemas.openxmlformats.org/markup-compatibility/2006" xmlns:aink="http://schemas.microsoft.com/office/drawing/2016/ink" xmlns:am3d="http://schemas.microsoft.com/office/drawing/2017/model3d" xmlns:o="urn:schemas-microsoft-com:office:office" xmlns:oel="http://schemas.microsoft.com/office/2019/extlst" xmlns:r="http://schemas.openxmlformats.org/officeDocument/2006/relationships" xmlns:m="http://schemas.openxmlformats.org/officeDocument/2006/math" xmlns:v="urn:schemas-microsoft-com:vml" xmlns:wp14="http://schemas.microsoft.com/office/word/2010/wordprocessingDrawing" xmlns:wp="http://schemas.openxmlformats.org/drawingml/2006/wordprocessingDrawing" xmlns:w10="urn:schemas-microsoft-com:office:word" xmlns:w="http://schemas.openxmlformats.org/wordprocessingml/2006/main" xmlns:w14="http://schemas.microsoft.com/office/word/2010/wordml" xmlns:w15="http://schemas.microsoft.com/office/word/2012/wordml" xmlns:w16cex="http://schemas.microsoft.com/office/word/2018/wordml/cex" xmlns:w16cid="http://schemas.microsoft.com/office/word/2016/wordml/cid" xmlns:w16="http://schemas.microsoft.com/office/word/2018/wordml" xmlns:w16du="http://schemas.microsoft.com/office/word/2023/wordml/word16du" xmlns:w16sdtdh="http://schemas.microsoft.com/office/word/2020/wordml/sdtdatahash" xmlns:w16sdtfl="http://schemas.microsoft.com/office/word/2024/wordml/sdtformatlock" xmlns:w16se="http://schemas.microsoft.com/office/word/2015/wordml/symex" xmlns:wpg="http://schemas.microsoft.com/office/word/2010/wordprocessingGroup" xmlns:wpi="http://schemas.microsoft.com/office/word/2010/wordprocessingInk" xmlns:wne="http://schemas.microsoft.com/office/word/2006/wordml" xmlns:wps="http://schemas.microsoft.com/office/word/2010/wordprocessingShape" mc:Ignorable="w14 w15 w16se w16cid w16 w16cex w16sdtdh w16sdtfl w16du wp14">
+  <w:abstractNum w:abstractNumId="0" w15:restartNumberingAfterBreak="0">
+    <w:nsid w:val="2A912F32"/>
+    <w:multiLevelType w:val="multilevel"/>
+    <w:tmpl w:val="8452BE58"/>
+    <w:lvl w:ilvl="0">
+      <w:start w:val="1"/>
+      <w:numFmt w:val="bullet"/>
+      <w:lvlText w:val=""/>
+      <w:lvlJc w:val="left"/>
+      <w:pPr>
+        <w:tabs>
+          <w:tab w:val="num" w:pos="720"/>
+        </w:tabs>
+        <w:ind w:left="720" w:hanging="360"/>
+      </w:pPr>
+      <w:rPr>
+        <w:rFonts w:ascii="Symbol" w:hAnsi="Symbol" w:hint="default"/>
+        <w:sz w:val="20"/>
+      </w:rPr>
+    </w:lvl>
+    <w:lvl w:ilvl="1" w:tentative="1">
+      <w:start w:val="1"/>
+      <w:numFmt w:val="bullet"/>
+      <w:lvlText w:val="o"/>
+      <w:lvlJc w:val="left"/>
+      <w:pPr>
+        <w:tabs>
+          <w:tab w:val="num" w:pos="1440"/>
+        </w:tabs>
+        <w:ind w:left="1440" w:hanging="360"/>
+      </w:pPr>
+      <w:rPr>
+        <w:rFonts w:ascii="Courier New" w:hAnsi="Courier New" w:hint="default"/>
+        <w:sz w:val="20"/>
+      </w:rPr>
+    </w:lvl>
+    <w:lvl w:ilvl="2" w:tentative="1">
+      <w:start w:val="1"/>
+      <w:numFmt w:val="bullet"/>
+      <w:lvlText w:val=""/>
+      <w:lvlJc w:val="left"/>
+      <w:pPr>
+        <w:tabs>
+          <w:tab w:val="num" w:pos="2160"/>
+        </w:tabs>
+        <w:ind w:left="2160" w:hanging="360"/>
+      </w:pPr>
+      <w:rPr>
+        <w:rFonts w:ascii="Wingdings" w:hAnsi="Wingdings" w:hint="default"/>
+        <w:sz w:val="20"/>
+      </w:rPr>
+    </w:lvl>
+    <w:lvl w:ilvl="3" w:tentative="1">
+      <w:start w:val="1"/>
+      <w:numFmt w:val="bullet"/>
+      <w:lvlText w:val=""/>
+      <w:lvlJc w:val="left"/>
+      <w:pPr>
+        <w:tabs>
+          <w:tab w:val="num" w:pos="2880"/>
+        </w:tabs>
+        <w:ind w:left="2880" w:hanging="360"/>
+      </w:pPr>
+      <w:rPr>
+        <w:rFonts w:ascii="Wingdings" w:hAnsi="Wingdings" w:hint="default"/>
+        <w:sz w:val="20"/>
+      </w:rPr>
+    </w:lvl>
+    <w:lvl w:ilvl="4" w:tentative="1">
+      <w:start w:val="1"/>
+      <w:numFmt w:val="bullet"/>
+      <w:lvlText w:val=""/>
+      <w:lvlJc w:val="left"/>
+      <w:pPr>
+        <w:tabs>
+          <w:tab w:val="num" w:pos="3600"/>
+        </w:tabs>
+        <w:ind w:left="3600" w:hanging="360"/>
+      </w:pPr>
+      <w:rPr>
+        <w:rFonts w:ascii="Wingdings" w:hAnsi="Wingdings" w:hint="default"/>
+        <w:sz w:val="20"/>
+      </w:rPr>
+    </w:lvl>
+    <w:lvl w:ilvl="5" w:tentative="1">
+      <w:start w:val="1"/>
+      <w:numFmt w:val="bullet"/>
+      <w:lvlText w:val=""/>
+      <w:lvlJc w:val="left"/>
+      <w:pPr>
+        <w:tabs>
+          <w:tab w:val="num" w:pos="4320"/>
+        </w:tabs>
+        <w:ind w:left="4320" w:hanging="360"/>
+      </w:pPr>
+      <w:rPr>
+        <w:rFonts w:ascii="Wingdings" w:hAnsi="Wingdings" w:hint="default"/>
+        <w:sz w:val="20"/>
+      </w:rPr>
+    </w:lvl>
+    <w:lvl w:ilvl="6" w:tentative="1">
+      <w:start w:val="1"/>
+      <w:numFmt w:val="bullet"/>
+      <w:lvlText w:val=""/>
+      <w:lvlJc w:val="left"/>
+      <w:pPr>
+        <w:tabs>
+          <w:tab w:val="num" w:pos="5040"/>
+        </w:tabs>
+        <w:ind w:left="5040" w:hanging="360"/>
+      </w:pPr>
+      <w:rPr>
+        <w:rFonts w:ascii="Wingdings" w:hAnsi="Wingdings" w:hint="default"/>
+        <w:sz w:val="20"/>
+      </w:rPr>
+    </w:lvl>
+    <w:lvl w:ilvl="7" w:tentative="1">
+      <w:start w:val="1"/>
+      <w:numFmt w:val="bullet"/>
+      <w:lvlText w:val=""/>
+      <w:lvlJc w:val="left"/>
+      <w:pPr>
+        <w:tabs>
+          <w:tab w:val="num" w:pos="5760"/>
+        </w:tabs>
+        <w:ind w:left="5760" w:hanging="360"/>
+      </w:pPr>
+      <w:rPr>
+        <w:rFonts w:ascii="Wingdings" w:hAnsi="Wingdings" w:hint="default"/>
+        <w:sz w:val="20"/>
+      </w:rPr>
+    </w:lvl>
+    <w:lvl w:ilvl="8" w:tentative="1">
+      <w:start w:val="1"/>
+      <w:numFmt w:val="bullet"/>
+      <w:lvlText w:val=""/>
+      <w:lvlJc w:val="left"/>
+      <w:pPr>
+        <w:tabs>
+          <w:tab w:val="num" w:pos="6480"/>
+        </w:tabs>
+        <w:ind w:left="6480" w:hanging="360"/>
+      </w:pPr>
+      <w:rPr>
+        <w:rFonts w:ascii="Wingdings" w:hAnsi="Wingdings" w:hint="default"/>
+        <w:sz w:val="20"/>
+      </w:rPr>
+    </w:lvl>
+  </w:abstractNum>
+  <w:abstractNum w:abstractNumId="1" w15:restartNumberingAfterBreak="0">
+    <w:nsid w:val="2E662906"/>
+    <w:multiLevelType w:val="hybridMultilevel"/>
+    <w:tmpl w:val="05BEAFEC"/>
+    <w:lvl w:ilvl="0" w:tplc="77F0BBFA">
+      <w:start w:val="1"/>
+      <w:numFmt w:val="bullet"/>
+      <w:lvlText w:val=""/>
+      <w:lvlJc w:val="left"/>
+      <w:pPr>
+        <w:tabs>
+          <w:tab w:val="num" w:pos="720"/>
+        </w:tabs>
+        <w:ind w:left="720" w:hanging="360"/>
+      </w:pPr>
+      <w:rPr>
+        <w:rFonts w:ascii="Wingdings" w:hAnsi="Wingdings" w:hint="default"/>
+      </w:rPr>
+    </w:lvl>
+    <w:lvl w:ilvl="1" w:tplc="04090003">
+      <w:start w:val="1"/>
+      <w:numFmt w:val="bullet"/>
+      <w:lvlText w:val="o"/>
+      <w:lvlJc w:val="left"/>
+      <w:pPr>
+        <w:tabs>
+          <w:tab w:val="num" w:pos="1440"/>
+        </w:tabs>
+        <w:ind w:left="1440" w:hanging="360"/>
+      </w:pPr>
+      <w:rPr>
+        <w:rFonts w:ascii="Courier New" w:hAnsi="Courier New" w:cs="Times New Roman" w:hint="default"/>
+      </w:rPr>
+    </w:lvl>
+    <w:lvl w:ilvl="2" w:tplc="04090005">
+      <w:start w:val="1"/>
+      <w:numFmt w:val="bullet"/>
+      <w:lvlText w:val=""/>
+      <w:lvlJc w:val="left"/>
+      <w:pPr>
+        <w:tabs>
+          <w:tab w:val="num" w:pos="2160"/>
+        </w:tabs>
+        <w:ind w:left="2160" w:hanging="360"/>
+      </w:pPr>
+      <w:rPr>
+        <w:rFonts w:ascii="Wingdings" w:hAnsi="Wingdings" w:hint="default"/>
+      </w:rPr>
+    </w:lvl>
+    <w:lvl w:ilvl="3" w:tplc="04090001">
+      <w:start w:val="1"/>
+      <w:numFmt w:val="bullet"/>
+      <w:lvlText w:val=""/>
+      <w:lvlJc w:val="left"/>
+      <w:pPr>
+        <w:tabs>
+          <w:tab w:val="num" w:pos="2880"/>
+        </w:tabs>
+        <w:ind w:left="2880" w:hanging="360"/>
+      </w:pPr>
+      <w:rPr>
+        <w:rFonts w:ascii="Symbol" w:hAnsi="Symbol" w:hint="default"/>
+      </w:rPr>
+    </w:lvl>
+    <w:lvl w:ilvl="4" w:tplc="04090003">
+      <w:start w:val="1"/>
+      <w:numFmt w:val="bullet"/>
+      <w:lvlText w:val="o"/>
+      <w:lvlJc w:val="left"/>
+      <w:pPr>
+        <w:tabs>
+          <w:tab w:val="num" w:pos="3600"/>
+        </w:tabs>
+        <w:ind w:left="3600" w:hanging="360"/>
+      </w:pPr>
+      <w:rPr>
+        <w:rFonts w:ascii="Courier New" w:hAnsi="Courier New" w:cs="Times New Roman" w:hint="default"/>
+      </w:rPr>
+    </w:lvl>
+    <w:lvl w:ilvl="5" w:tplc="04090005">
+      <w:start w:val="1"/>
+      <w:numFmt w:val="bullet"/>
+      <w:lvlText w:val=""/>
+      <w:lvlJc w:val="left"/>
+      <w:pPr>
+        <w:tabs>
+          <w:tab w:val="num" w:pos="4320"/>
+        </w:tabs>
+        <w:ind w:left="4320" w:hanging="360"/>
+      </w:pPr>
+      <w:rPr>
+        <w:rFonts w:ascii="Wingdings" w:hAnsi="Wingdings" w:hint="default"/>
+      </w:rPr>
+    </w:lvl>
+    <w:lvl w:ilvl="6" w:tplc="04090001">
+      <w:start w:val="1"/>
+      <w:numFmt w:val="bullet"/>
+      <w:lvlText w:val=""/>
+      <w:lvlJc w:val="left"/>
+      <w:pPr>
+        <w:tabs>
+          <w:tab w:val="num" w:pos="5040"/>
+        </w:tabs>
+        <w:ind w:left="5040" w:hanging="360"/>
+      </w:pPr>
+      <w:rPr>
+        <w:rFonts w:ascii="Symbol" w:hAnsi="Symbol" w:hint="default"/>
+      </w:rPr>
+    </w:lvl>
+    <w:lvl w:ilvl="7" w:tplc="04090003">
+      <w:start w:val="1"/>
+      <w:numFmt w:val="bullet"/>
+      <w:lvlText w:val="o"/>
+      <w:lvlJc w:val="left"/>
+      <w:pPr>
+        <w:tabs>
+          <w:tab w:val="num" w:pos="5760"/>
+        </w:tabs>
+        <w:ind w:left="5760" w:hanging="360"/>
+      </w:pPr>
+      <w:rPr>
+        <w:rFonts w:ascii="Courier New" w:hAnsi="Courier New" w:cs="Times New Roman" w:hint="default"/>
+      </w:rPr>
+    </w:lvl>
+    <w:lvl w:ilvl="8" w:tplc="04090005">
+      <w:start w:val="1"/>
+      <w:numFmt w:val="bullet"/>
+      <w:lvlText w:val=""/>
+      <w:lvlJc w:val="left"/>
+      <w:pPr>
+        <w:tabs>
+          <w:tab w:val="num" w:pos="6480"/>
+        </w:tabs>
+        <w:ind w:left="6480" w:hanging="360"/>
+      </w:pPr>
+      <w:rPr>
+        <w:rFonts w:ascii="Wingdings" w:hAnsi="Wingdings" w:hint="default"/>
+      </w:rPr>
+    </w:lvl>
+  </w:abstractNum>
+  <w:num w:numId="1" w16cid:durableId="1969772780">
+    <w:abstractNumId w:val="1"/>
+  </w:num>
+  <w:num w:numId="2" w16cid:durableId="1901592986">
+    <w:abstractNumId w:val="0"/>
+  </w:num>
+</w:numbering>
 </file>
 
 <file path=word/styles.xml><?xml version="1.0" encoding="utf-8"?>
@@ -550,7 +2203,6 @@
   <w:style w:type="character" w:default="1" w:styleId="DefaultParagraphFont">
     <w:name w:val="Default Paragraph Font"/>
     <w:uiPriority w:val="1"/>
-    <w:semiHidden/>
     <w:unhideWhenUsed/>
   </w:style>
   <w:style w:type="table" w:default="1" w:styleId="TableNormal">
@@ -616,6 +2268,29 @@
       <w:color w:val="666666"/>
       <w:sz w:val="30"/>
       <w:szCs w:val="30"/>
+    </w:rPr>
+  </w:style>
+  <w:style w:type="character" w:styleId="Hyperlink">
+    <w:name w:val="Hyperlink"/>
+    <w:basedOn w:val="DefaultParagraphFont"/>
+    <w:uiPriority w:val="99"/>
+    <w:unhideWhenUsed/>
+    <w:rsid w:val="00803C28"/>
+    <w:rPr>
+      <w:color w:val="0000FF" w:themeColor="hyperlink"/>
+      <w:u w:val="single"/>
+    </w:rPr>
+  </w:style>
+  <w:style w:type="character" w:styleId="UnresolvedMention">
+    <w:name w:val="Unresolved Mention"/>
+    <w:basedOn w:val="DefaultParagraphFont"/>
+    <w:uiPriority w:val="99"/>
+    <w:semiHidden/>
+    <w:unhideWhenUsed/>
+    <w:rsid w:val="00803C28"/>
+    <w:rPr>
+      <w:color w:val="605E5C"/>
+      <w:shd w:val="clear" w:color="auto" w:fill="E1DFDD"/>
     </w:rPr>
   </w:style>
 </w:styles>
@@ -939,4 +2614,16 @@
   </a:objectDefaults>
   <a:extraClrSchemeLst/>
 </a:theme>
+</file>
+
+<file path=customXml/item1.xml><?xml version="1.0" encoding="utf-8"?>
+<b:Sources xmlns:b="http://schemas.openxmlformats.org/officeDocument/2006/bibliography" xmlns="http://schemas.openxmlformats.org/officeDocument/2006/bibliography" SelectedStyle="\APASixthEditionOfficeOnline.xsl" StyleName="APA" Version="6"/>
+</file>
+
+<file path=customXml/itemProps1.xml><?xml version="1.0" encoding="utf-8"?>
+<ds:datastoreItem xmlns:ds="http://schemas.openxmlformats.org/officeDocument/2006/customXml" ds:itemID="{1A2B72E0-B144-44C1-8109-A23C2F475F19}">
+  <ds:schemaRefs>
+    <ds:schemaRef ds:uri="http://schemas.openxmlformats.org/officeDocument/2006/bibliography"/>
+  </ds:schemaRefs>
+</ds:datastoreItem>
 </file>
--- a/docs/report/TechnicalReport.docx
+++ b/docs/report/TechnicalReport.docx
@@ -139,7 +139,7 @@
                 <w:b/>
               </w:rPr>
               <w:pict w14:anchorId="2B420B0D">
-                <v:rect id="_x0000_i1351" style="width:468pt;height:1.5pt" o:hralign="center" o:hrstd="t" o:hr="t" fillcolor="#a0a0a0" stroked="f"/>
+                <v:rect id="_x0000_i1025" style="width:468pt;height:1.5pt" o:hralign="center" o:hrstd="t" o:hr="t" fillcolor="#a0a0a0" stroked="f"/>
               </w:pict>
             </w:r>
           </w:p>
@@ -183,7 +183,7 @@
                 <w:b/>
               </w:rPr>
               <w:pict w14:anchorId="1FAEC62B">
-                <v:rect id="_x0000_i1352" style="width:468pt;height:1.5pt" o:hralign="center" o:hrstd="t" o:hr="t" fillcolor="#a0a0a0" stroked="f"/>
+                <v:rect id="_x0000_i1026" style="width:468pt;height:1.5pt" o:hralign="center" o:hrstd="t" o:hr="t" fillcolor="#a0a0a0" stroked="f"/>
               </w:pict>
             </w:r>
           </w:p>
@@ -292,7 +292,7 @@
                 <w:b/>
               </w:rPr>
               <w:pict w14:anchorId="5DF17926">
-                <v:rect id="_x0000_i1353" style="width:468pt;height:1.5pt" o:hralign="center" o:hrstd="t" o:hr="t" fillcolor="#a0a0a0" stroked="f"/>
+                <v:rect id="_x0000_i1027" style="width:468pt;height:1.5pt" o:hralign="center" o:hrstd="t" o:hr="t" fillcolor="#a0a0a0" stroked="f"/>
               </w:pict>
             </w:r>
           </w:p>
@@ -336,7 +336,7 @@
                 <w:b/>
               </w:rPr>
               <w:pict w14:anchorId="13C18298">
-                <v:rect id="_x0000_i1354" style="width:468pt;height:1.5pt" o:hralign="center" o:hrstd="t" o:hr="t" fillcolor="#a0a0a0" stroked="f"/>
+                <v:rect id="_x0000_i1028" style="width:468pt;height:1.5pt" o:hralign="center" o:hrstd="t" o:hr="t" fillcolor="#a0a0a0" stroked="f"/>
               </w:pict>
             </w:r>
           </w:p>
@@ -445,7 +445,7 @@
                 <w:b/>
               </w:rPr>
               <w:pict w14:anchorId="3FFC40F6">
-                <v:rect id="_x0000_i1367" style="width:468pt;height:1.5pt" o:hralign="center" o:hrstd="t" o:hr="t" fillcolor="#a0a0a0" stroked="f"/>
+                <v:rect id="_x0000_i1029" style="width:468pt;height:1.5pt" o:hralign="center" o:hrstd="t" o:hr="t" fillcolor="#a0a0a0" stroked="f"/>
               </w:pict>
             </w:r>
           </w:p>
@@ -489,7 +489,7 @@
                 <w:b/>
               </w:rPr>
               <w:pict w14:anchorId="4B54F1AA">
-                <v:rect id="_x0000_i1368" style="width:468pt;height:1.5pt" o:hralign="center" o:hrstd="t" o:hr="t" fillcolor="#a0a0a0" stroked="f"/>
+                <v:rect id="_x0000_i1030" style="width:468pt;height:1.5pt" o:hralign="center" o:hrstd="t" o:hr="t" fillcolor="#a0a0a0" stroked="f"/>
               </w:pict>
             </w:r>
           </w:p>
@@ -598,7 +598,7 @@
                 <w:b/>
               </w:rPr>
               <w:pict w14:anchorId="0B289260">
-                <v:rect id="_x0000_i1369" style="width:468pt;height:1.5pt" o:hralign="center" o:hrstd="t" o:hr="t" fillcolor="#a0a0a0" stroked="f"/>
+                <v:rect id="_x0000_i1031" style="width:468pt;height:1.5pt" o:hralign="center" o:hrstd="t" o:hr="t" fillcolor="#a0a0a0" stroked="f"/>
               </w:pict>
             </w:r>
           </w:p>
@@ -642,7 +642,7 @@
                 <w:b/>
               </w:rPr>
               <w:pict w14:anchorId="2E843149">
-                <v:rect id="_x0000_i1370" style="width:468pt;height:1.5pt" o:hralign="center" o:hrstd="t" o:hr="t" fillcolor="#a0a0a0" stroked="f"/>
+                <v:rect id="_x0000_i1032" style="width:468pt;height:1.5pt" o:hralign="center" o:hrstd="t" o:hr="t" fillcolor="#a0a0a0" stroked="f"/>
               </w:pict>
             </w:r>
           </w:p>
@@ -751,7 +751,7 @@
                 <w:b/>
               </w:rPr>
               <w:pict w14:anchorId="51BBEB56">
-                <v:rect id="_x0000_i1371" style="width:468pt;height:1.5pt" o:hralign="center" o:hrstd="t" o:hr="t" fillcolor="#a0a0a0" stroked="f"/>
+                <v:rect id="_x0000_i1033" style="width:468pt;height:1.5pt" o:hralign="center" o:hrstd="t" o:hr="t" fillcolor="#a0a0a0" stroked="f"/>
               </w:pict>
             </w:r>
           </w:p>
@@ -795,7 +795,7 @@
                 <w:b/>
               </w:rPr>
               <w:pict w14:anchorId="31401411">
-                <v:rect id="_x0000_i1372" style="width:468pt;height:1.5pt" o:hralign="center" o:hrstd="t" o:hr="t" fillcolor="#a0a0a0" stroked="f"/>
+                <v:rect id="_x0000_i1034" style="width:468pt;height:1.5pt" o:hralign="center" o:hrstd="t" o:hr="t" fillcolor="#a0a0a0" stroked="f"/>
               </w:pict>
             </w:r>
           </w:p>
@@ -1227,19 +1227,306 @@
           <w:lang w:val="en-ZA"/>
         </w:rPr>
         <w:lastRenderedPageBreak/>
-        <w:t>CHAPTER ONE: INTRODUCTION</w:t>
-      </w:r>
-    </w:p>
-    <w:p>
-      <w:pPr>
-        <w:rPr>
-          <w:rFonts w:ascii="Cabri" w:hAnsi="Cabri"/>
-        </w:rPr>
-      </w:pPr>
-      <w:r>
-        <w:rPr>
-          <w:rFonts w:ascii="Cabri" w:hAnsi="Cabri"/>
-        </w:rPr>
+        <w:t>CHAPTER ONE: INTRODUCTI</w:t>
+      </w:r>
+      <w:r>
+        <w:rPr>
+          <w:lang w:val="en-ZA"/>
+        </w:rPr>
+        <w:t>ON</w:t>
+      </w:r>
+    </w:p>
+    <w:p>
+      <w:r>
+        <w:t xml:space="preserve">Instant messaging </w:t>
+      </w:r>
+      <w:r>
+        <w:t>is the dominant form of digital communication in South Africa with WhatsApp</w:t>
+      </w:r>
+      <w:r>
+        <w:t xml:space="preserve"> reaching </w:t>
+      </w:r>
+      <w:r>
+        <w:t>96% of internet users</w:t>
+      </w:r>
+      <w:r>
+        <w:t xml:space="preserve"> as of the first half of </w:t>
+      </w:r>
+      <w:r>
+        <w:t>2026</w:t>
+      </w:r>
+      <w:sdt>
+        <w:sdtPr>
+          <w:id w:val="-335306125"/>
+          <w:citation/>
+        </w:sdtPr>
+        <w:sdtContent>
+          <w:r>
+            <w:fldChar w:fldCharType="begin"/>
+          </w:r>
+          <w:r>
+            <w:rPr>
+              <w:lang w:val="en-US"/>
+            </w:rPr>
+            <w:instrText xml:space="preserve"> CITATION Myl26 \l 1033 </w:instrText>
+          </w:r>
+          <w:r>
+            <w:fldChar w:fldCharType="separate"/>
+          </w:r>
+          <w:r>
+            <w:rPr>
+              <w:noProof/>
+              <w:lang w:val="en-US"/>
+            </w:rPr>
+            <w:t xml:space="preserve"> (IIIidge, 2026)</w:t>
+          </w:r>
+          <w:r>
+            <w:fldChar w:fldCharType="end"/>
+          </w:r>
+        </w:sdtContent>
+      </w:sdt>
+      <w:r>
+        <w:t>.</w:t>
+      </w:r>
+      <w:r>
+        <w:t xml:space="preserve">This dominance extends </w:t>
+      </w:r>
+      <w:r>
+        <w:t>into educational sett</w:t>
+      </w:r>
+      <w:r>
+        <w:t>ings</w:t>
+      </w:r>
+      <w:r>
+        <w:t xml:space="preserve">, where students and lecturers increasingly </w:t>
+      </w:r>
+      <w:r>
+        <w:t xml:space="preserve">rely on WhatsApp groups for academic </w:t>
+      </w:r>
+      <w:r>
+        <w:t>collaboration and source sharing</w:t>
+      </w:r>
+      <w:sdt>
+        <w:sdtPr>
+          <w:id w:val="-338153970"/>
+          <w:citation/>
+        </w:sdtPr>
+        <w:sdtContent>
+          <w:r>
+            <w:fldChar w:fldCharType="begin"/>
+          </w:r>
+          <w:r>
+            <w:rPr>
+              <w:lang w:val="en-US"/>
+            </w:rPr>
+            <w:instrText xml:space="preserve"> CITATION Bas25 \l 1033 </w:instrText>
+          </w:r>
+          <w:r>
+            <w:fldChar w:fldCharType="separate"/>
+          </w:r>
+          <w:r>
+            <w:rPr>
+              <w:noProof/>
+              <w:lang w:val="en-US"/>
+            </w:rPr>
+            <w:t xml:space="preserve"> (Basitere, Mogashana, &amp; Ivala, 2025)</w:t>
+          </w:r>
+          <w:r>
+            <w:fldChar w:fldCharType="end"/>
+          </w:r>
+        </w:sdtContent>
+      </w:sdt>
+      <w:r>
+        <w:t>.</w:t>
+      </w:r>
+    </w:p>
+    <w:p>
+      <w:r>
+        <w:t>However, the reliance on commercial messaging platforms within tertiary institutions introduces structural risks.</w:t>
+      </w:r>
+      <w:r>
+        <w:t xml:space="preserve"> A study conducted at</w:t>
+      </w:r>
+      <w:r>
+        <w:t xml:space="preserve"> a university documented the use of Whats</w:t>
+      </w:r>
+      <w:r>
+        <w:t>App to support students, justified by its popularity.</w:t>
+      </w:r>
+      <w:r>
+        <w:t xml:space="preserve"> Yet the same study acknowledged negative </w:t>
+      </w:r>
+      <w:r>
+        <w:t>consequences experienced by students, suggesting that the</w:t>
+      </w:r>
+      <w:r>
+        <w:t xml:space="preserve"> </w:t>
+      </w:r>
+      <w:r>
+        <w:t xml:space="preserve">platform is not a risk-free tool in </w:t>
+      </w:r>
+      <w:r>
+        <w:t>academic contexts</w:t>
+      </w:r>
+      <w:r>
+        <w:t xml:space="preserve"> as </w:t>
+      </w:r>
+      <w:r>
+        <w:t>all communication routes through external servers leaving universi</w:t>
+      </w:r>
+      <w:r>
+        <w:t xml:space="preserve">ties subjects to </w:t>
+      </w:r>
+      <w:r>
+        <w:t>unverified third-party</w:t>
+      </w:r>
+      <w:r>
+        <w:t xml:space="preserve"> data practices.</w:t>
+      </w:r>
+      <w:sdt>
+        <w:sdtPr>
+          <w:id w:val="-2054069327"/>
+          <w:citation/>
+        </w:sdtPr>
+        <w:sdtContent>
+          <w:r>
+            <w:fldChar w:fldCharType="begin"/>
+          </w:r>
+          <w:r>
+            <w:rPr>
+              <w:lang w:val="en-US"/>
+            </w:rPr>
+            <w:instrText xml:space="preserve"> CITATION Bas25 \l 1033 </w:instrText>
+          </w:r>
+          <w:r>
+            <w:fldChar w:fldCharType="separate"/>
+          </w:r>
+          <w:r>
+            <w:rPr>
+              <w:noProof/>
+              <w:lang w:val="en-US"/>
+            </w:rPr>
+            <w:t xml:space="preserve"> (Basitere, Mogashana, &amp; Ivala, 2025)</w:t>
+          </w:r>
+          <w:r>
+            <w:fldChar w:fldCharType="end"/>
+          </w:r>
+        </w:sdtContent>
+      </w:sdt>
+      <w:r>
+        <w:t>.</w:t>
+      </w:r>
+    </w:p>
+    <w:p>
+      <w:r>
+        <w:t xml:space="preserve">It is within this context </w:t>
+      </w:r>
+      <w:r>
+        <w:t xml:space="preserve">that </w:t>
+      </w:r>
+      <w:proofErr w:type="spellStart"/>
+      <w:r>
+        <w:rPr>
+          <w:b/>
+          <w:bCs/>
+        </w:rPr>
+        <w:t>IntraChat</w:t>
+      </w:r>
+      <w:proofErr w:type="spellEnd"/>
+      <w:r>
+        <w:t xml:space="preserve"> is </w:t>
+      </w:r>
+      <w:r>
+        <w:t xml:space="preserve">proposed. </w:t>
+      </w:r>
+      <w:proofErr w:type="spellStart"/>
+      <w:r>
+        <w:rPr>
+          <w:b/>
+          <w:bCs/>
+        </w:rPr>
+        <w:t>IntraChat</w:t>
+      </w:r>
+      <w:proofErr w:type="spellEnd"/>
+      <w:r>
+        <w:rPr>
+          <w:b/>
+          <w:bCs/>
+        </w:rPr>
+        <w:t xml:space="preserve"> </w:t>
+      </w:r>
+      <w:r>
+        <w:t>is a Java-based Local Area Network (LAN) chat appl</w:t>
+      </w:r>
+      <w:r>
+        <w:t>ication designed speci</w:t>
+      </w:r>
+      <w:r>
+        <w:t>fically for tertiary educational institutions.</w:t>
+      </w:r>
+      <w:r>
+        <w:t xml:space="preserve"> By </w:t>
+      </w:r>
+      <w:r>
+        <w:t xml:space="preserve">operating exclusively on the campus LAN, </w:t>
+      </w:r>
+      <w:proofErr w:type="spellStart"/>
+      <w:r>
+        <w:rPr>
+          <w:b/>
+          <w:bCs/>
+        </w:rPr>
+        <w:t>IntraChat</w:t>
+      </w:r>
+      <w:proofErr w:type="spellEnd"/>
+      <w:r>
+        <w:t xml:space="preserve"> ensures that all messages and shared files </w:t>
+      </w:r>
+      <w:r>
+        <w:t>remain within the university’s infras</w:t>
+      </w:r>
+      <w:r>
+        <w:t xml:space="preserve">tructure therefore eliminating </w:t>
+      </w:r>
+      <w:r>
+        <w:t>the risk of external interception.</w:t>
+      </w:r>
+      <w:r>
+        <w:t xml:space="preserve"> </w:t>
+      </w:r>
+      <w:proofErr w:type="spellStart"/>
+      <w:r>
+        <w:rPr>
+          <w:b/>
+          <w:bCs/>
+        </w:rPr>
+        <w:t>In</w:t>
+      </w:r>
+      <w:r>
+        <w:rPr>
+          <w:b/>
+          <w:bCs/>
+        </w:rPr>
+        <w:t>traChat</w:t>
+      </w:r>
+      <w:proofErr w:type="spellEnd"/>
+      <w:r>
+        <w:rPr>
+          <w:b/>
+          <w:bCs/>
+        </w:rPr>
+        <w:t xml:space="preserve"> </w:t>
+      </w:r>
+      <w:r>
+        <w:t>provides real-time messaging and basic file sharing without incurring data co</w:t>
+      </w:r>
+      <w:r>
+        <w:t>sts</w:t>
+      </w:r>
+      <w:r>
+        <w:t xml:space="preserve"> and the development of </w:t>
+      </w:r>
+      <w:r>
         <w:br w:type="page"/>
       </w:r>
     </w:p>
@@ -1678,11 +1965,127 @@
       </w:rPr>
     </w:lvl>
   </w:abstractNum>
+  <w:abstractNum w:abstractNumId="2" w15:restartNumberingAfterBreak="0">
+    <w:nsid w:val="4F943807"/>
+    <w:multiLevelType w:val="multilevel"/>
+    <w:tmpl w:val="5C384226"/>
+    <w:lvl w:ilvl="0">
+      <w:start w:val="1"/>
+      <w:numFmt w:val="decimal"/>
+      <w:lvlText w:val="%1"/>
+      <w:lvlJc w:val="left"/>
+      <w:pPr>
+        <w:ind w:left="720" w:hanging="720"/>
+      </w:pPr>
+      <w:rPr>
+        <w:rFonts w:hint="default"/>
+      </w:rPr>
+    </w:lvl>
+    <w:lvl w:ilvl="1">
+      <w:start w:val="1"/>
+      <w:numFmt w:val="decimal"/>
+      <w:lvlText w:val="%1.%2"/>
+      <w:lvlJc w:val="left"/>
+      <w:pPr>
+        <w:ind w:left="720" w:hanging="720"/>
+      </w:pPr>
+      <w:rPr>
+        <w:rFonts w:hint="default"/>
+      </w:rPr>
+    </w:lvl>
+    <w:lvl w:ilvl="2">
+      <w:start w:val="1"/>
+      <w:numFmt w:val="decimal"/>
+      <w:lvlText w:val="%1.%2.%3"/>
+      <w:lvlJc w:val="left"/>
+      <w:pPr>
+        <w:ind w:left="720" w:hanging="720"/>
+      </w:pPr>
+      <w:rPr>
+        <w:rFonts w:hint="default"/>
+      </w:rPr>
+    </w:lvl>
+    <w:lvl w:ilvl="3">
+      <w:start w:val="1"/>
+      <w:numFmt w:val="decimal"/>
+      <w:lvlText w:val="%1.%2.%3.%4"/>
+      <w:lvlJc w:val="left"/>
+      <w:pPr>
+        <w:ind w:left="1080" w:hanging="1080"/>
+      </w:pPr>
+      <w:rPr>
+        <w:rFonts w:hint="default"/>
+      </w:rPr>
+    </w:lvl>
+    <w:lvl w:ilvl="4">
+      <w:start w:val="1"/>
+      <w:numFmt w:val="decimal"/>
+      <w:lvlText w:val="%1.%2.%3.%4.%5"/>
+      <w:lvlJc w:val="left"/>
+      <w:pPr>
+        <w:ind w:left="1440" w:hanging="1440"/>
+      </w:pPr>
+      <w:rPr>
+        <w:rFonts w:hint="default"/>
+      </w:rPr>
+    </w:lvl>
+    <w:lvl w:ilvl="5">
+      <w:start w:val="1"/>
+      <w:numFmt w:val="decimal"/>
+      <w:lvlText w:val="%1.%2.%3.%4.%5.%6"/>
+      <w:lvlJc w:val="left"/>
+      <w:pPr>
+        <w:ind w:left="1800" w:hanging="1800"/>
+      </w:pPr>
+      <w:rPr>
+        <w:rFonts w:hint="default"/>
+      </w:rPr>
+    </w:lvl>
+    <w:lvl w:ilvl="6">
+      <w:start w:val="1"/>
+      <w:numFmt w:val="decimal"/>
+      <w:lvlText w:val="%1.%2.%3.%4.%5.%6.%7"/>
+      <w:lvlJc w:val="left"/>
+      <w:pPr>
+        <w:ind w:left="1800" w:hanging="1800"/>
+      </w:pPr>
+      <w:rPr>
+        <w:rFonts w:hint="default"/>
+      </w:rPr>
+    </w:lvl>
+    <w:lvl w:ilvl="7">
+      <w:start w:val="1"/>
+      <w:numFmt w:val="decimal"/>
+      <w:lvlText w:val="%1.%2.%3.%4.%5.%6.%7.%8"/>
+      <w:lvlJc w:val="left"/>
+      <w:pPr>
+        <w:ind w:left="2160" w:hanging="2160"/>
+      </w:pPr>
+      <w:rPr>
+        <w:rFonts w:hint="default"/>
+      </w:rPr>
+    </w:lvl>
+    <w:lvl w:ilvl="8">
+      <w:start w:val="1"/>
+      <w:numFmt w:val="decimal"/>
+      <w:lvlText w:val="%1.%2.%3.%4.%5.%6.%7.%8.%9"/>
+      <w:lvlJc w:val="left"/>
+      <w:pPr>
+        <w:ind w:left="2520" w:hanging="2520"/>
+      </w:pPr>
+      <w:rPr>
+        <w:rFonts w:hint="default"/>
+      </w:rPr>
+    </w:lvl>
+  </w:abstractNum>
   <w:num w:numId="1" w16cid:durableId="1969772780">
     <w:abstractNumId w:val="1"/>
   </w:num>
   <w:num w:numId="2" w16cid:durableId="1901592986">
     <w:abstractNumId w:val="0"/>
+  </w:num>
+  <w:num w:numId="3" w16cid:durableId="64569038">
+    <w:abstractNumId w:val="2"/>
   </w:num>
 </w:numbering>
 </file>
@@ -2108,7 +2511,6 @@
     <w:basedOn w:val="Normal"/>
     <w:next w:val="Normal"/>
     <w:uiPriority w:val="9"/>
-    <w:semiHidden/>
     <w:unhideWhenUsed/>
     <w:qFormat/>
     <w:pPr>
@@ -2203,6 +2605,7 @@
   <w:style w:type="character" w:default="1" w:styleId="DefaultParagraphFont">
     <w:name w:val="Default Paragraph Font"/>
     <w:uiPriority w:val="1"/>
+    <w:semiHidden/>
     <w:unhideWhenUsed/>
   </w:style>
   <w:style w:type="table" w:default="1" w:styleId="TableNormal">
@@ -2617,11 +3020,62 @@
 </file>
 
 <file path=customXml/item1.xml><?xml version="1.0" encoding="utf-8"?>
-<b:Sources xmlns:b="http://schemas.openxmlformats.org/officeDocument/2006/bibliography" xmlns="http://schemas.openxmlformats.org/officeDocument/2006/bibliography" SelectedStyle="\APASixthEditionOfficeOnline.xsl" StyleName="APA" Version="6"/>
+<b:Sources xmlns:b="http://schemas.openxmlformats.org/officeDocument/2006/bibliography" xmlns="http://schemas.openxmlformats.org/officeDocument/2006/bibliography" SelectedStyle="\APASixthEditionOfficeOnline.xsl" StyleName="APA" Version="6">
+  <b:Source>
+    <b:Tag>Myl26</b:Tag>
+    <b:SourceType>InternetSite</b:SourceType>
+    <b:Guid>{1E4BC11B-22F1-483A-8D23-D424684E60C8}</b:Guid>
+    <b:Title>My BroadBand Trusted in Tech</b:Title>
+    <b:Year>2026</b:Year>
+    <b:Author>
+      <b:Author>
+        <b:NameList>
+          <b:Person>
+            <b:Last>IIIidge</b:Last>
+            <b:First>Myles</b:First>
+          </b:Person>
+        </b:NameList>
+      </b:Author>
+    </b:Author>
+    <b:InternetSiteTitle>Big Changes for WhatsApp in South Africa</b:InternetSiteTitle>
+    <b:Month>July</b:Month>
+    <b:Day>21</b:Day>
+    <b:URL>https:https://mybroadband.co.za/news/smartphones/658853-big-changes-for-whatsapp-in-south-africa.html</b:URL>
+    <b:RefOrder>1</b:RefOrder>
+  </b:Source>
+  <b:Source>
+    <b:Tag>Bas25</b:Tag>
+    <b:SourceType>JournalArticle</b:SourceType>
+    <b:Guid>{EA9CF9CF-4DAC-4834-9D9E-8B74A0CF8C11}</b:Guid>
+    <b:Title>Exploring the Role of WhatsApp in Facilitating Communication and Support in Academic Settings</b:Title>
+    <b:Year>2025</b:Year>
+    <b:JournalName>Africa Education Review</b:JournalName>
+    <b:Pages>20</b:Pages>
+    <b:Author>
+      <b:Author>
+        <b:NameList>
+          <b:Person>
+            <b:Last>Basitere</b:Last>
+            <b:First>Moses</b:First>
+          </b:Person>
+          <b:Person>
+            <b:Last>Mogashana</b:Last>
+            <b:First>Disaapele</b:First>
+          </b:Person>
+          <b:Person>
+            <b:Last>Ivala</b:Last>
+            <b:First>Eunice N</b:First>
+          </b:Person>
+        </b:NameList>
+      </b:Author>
+    </b:Author>
+    <b:RefOrder>2</b:RefOrder>
+  </b:Source>
+</b:Sources>
 </file>
 
 <file path=customXml/itemProps1.xml><?xml version="1.0" encoding="utf-8"?>
-<ds:datastoreItem xmlns:ds="http://schemas.openxmlformats.org/officeDocument/2006/customXml" ds:itemID="{1A2B72E0-B144-44C1-8109-A23C2F475F19}">
+<ds:datastoreItem xmlns:ds="http://schemas.openxmlformats.org/officeDocument/2006/customXml" ds:itemID="{93F68867-463A-4E09-BEE3-901D0E2E049A}">
   <ds:schemaRefs>
     <ds:schemaRef ds:uri="http://schemas.openxmlformats.org/officeDocument/2006/bibliography"/>
   </ds:schemaRefs>

--- a/docs/report/TechnicalReport.docx
+++ b/docs/report/TechnicalReport.docx
@@ -1103,7 +1103,6 @@
         </w:rPr>
         <w:t>This report details the design, develop, and analysis of “</w:t>
       </w:r>
-      <w:proofErr w:type="spellStart"/>
       <w:r>
         <w:rPr>
           <w:rFonts w:ascii="Cabri" w:hAnsi="Cabri"/>
@@ -1111,7 +1110,6 @@
         </w:rPr>
         <w:t>IntraChat</w:t>
       </w:r>
-      <w:proofErr w:type="spellEnd"/>
       <w:r>
         <w:rPr>
           <w:rFonts w:ascii="Cabri" w:hAnsi="Cabri"/>
@@ -1119,7 +1117,6 @@
         </w:rPr>
         <w:t xml:space="preserve">”, a Java-based Local Area Network (LAN) chat application specifically targeted at university campuses. </w:t>
       </w:r>
-      <w:proofErr w:type="spellStart"/>
       <w:r>
         <w:rPr>
           <w:rFonts w:ascii="Cabri" w:hAnsi="Cabri"/>
@@ -1127,7 +1124,6 @@
         </w:rPr>
         <w:t>IntraChat</w:t>
       </w:r>
-      <w:proofErr w:type="spellEnd"/>
       <w:r>
         <w:rPr>
           <w:rFonts w:ascii="Cabri" w:hAnsi="Cabri"/>
@@ -1159,7 +1155,6 @@
         </w:rPr>
         <w:t xml:space="preserve">The target market for </w:t>
       </w:r>
-      <w:proofErr w:type="spellStart"/>
       <w:r>
         <w:rPr>
           <w:rFonts w:ascii="Cabri" w:hAnsi="Cabri"/>
@@ -1167,7 +1162,6 @@
         </w:rPr>
         <w:t>IntraChat</w:t>
       </w:r>
-      <w:proofErr w:type="spellEnd"/>
       <w:r>
         <w:rPr>
           <w:rFonts w:ascii="Cabri" w:hAnsi="Cabri"/>
@@ -1182,7 +1176,6 @@
         </w:rPr>
         <w:t xml:space="preserve">is tertiary institutions that require a “controlled alternative” to public messaging platforms such as WhatsApp. The research indicates that by physically containing data within the local network, </w:t>
       </w:r>
-      <w:proofErr w:type="spellStart"/>
       <w:r>
         <w:rPr>
           <w:rFonts w:ascii="Cabri" w:hAnsi="Cabri"/>
@@ -1190,7 +1183,6 @@
         </w:rPr>
         <w:t>IntraChat</w:t>
       </w:r>
-      <w:proofErr w:type="spellEnd"/>
       <w:r>
         <w:rPr>
           <w:rFonts w:ascii="Cabri" w:hAnsi="Cabri"/>
@@ -1234,6 +1226,27 @@
           <w:lang w:val="en-ZA"/>
         </w:rPr>
         <w:t>ON</w:t>
+      </w:r>
+    </w:p>
+    <w:p>
+      <w:pPr>
+        <w:pStyle w:val="Heading2"/>
+        <w:rPr>
+          <w:lang w:val="en-ZA"/>
+        </w:rPr>
+      </w:pPr>
+      <w:r>
+        <w:rPr>
+          <w:lang w:val="en-ZA"/>
+        </w:rPr>
+        <w:t>1.1</w:t>
+      </w:r>
+      <w:r>
+        <w:rPr>
+          <w:lang w:val="en-ZA"/>
+        </w:rPr>
+        <w:tab/>
+        <w:t>Background</w:t>
       </w:r>
     </w:p>
     <w:p>
@@ -1424,7 +1437,6 @@
       <w:r>
         <w:t xml:space="preserve">that </w:t>
       </w:r>
-      <w:proofErr w:type="spellStart"/>
       <w:r>
         <w:rPr>
           <w:b/>
@@ -1432,14 +1444,12 @@
         </w:rPr>
         <w:t>IntraChat</w:t>
       </w:r>
-      <w:proofErr w:type="spellEnd"/>
       <w:r>
         <w:t xml:space="preserve"> is </w:t>
       </w:r>
       <w:r>
         <w:t xml:space="preserve">proposed. </w:t>
       </w:r>
-      <w:proofErr w:type="spellStart"/>
       <w:r>
         <w:rPr>
           <w:b/>
@@ -1447,7 +1457,6 @@
         </w:rPr>
         <w:t>IntraChat</w:t>
       </w:r>
-      <w:proofErr w:type="spellEnd"/>
       <w:r>
         <w:rPr>
           <w:b/>
@@ -1470,7 +1479,6 @@
       <w:r>
         <w:t xml:space="preserve">operating exclusively on the campus LAN, </w:t>
       </w:r>
-      <w:proofErr w:type="spellStart"/>
       <w:r>
         <w:rPr>
           <w:b/>
@@ -1478,7 +1486,6 @@
         </w:rPr>
         <w:t>IntraChat</w:t>
       </w:r>
-      <w:proofErr w:type="spellEnd"/>
       <w:r>
         <w:t xml:space="preserve"> ensures that all messages and shared files </w:t>
       </w:r>
@@ -1494,7 +1501,6 @@
       <w:r>
         <w:t xml:space="preserve"> </w:t>
       </w:r>
-      <w:proofErr w:type="spellStart"/>
       <w:r>
         <w:rPr>
           <w:b/>
@@ -1507,25 +1513,187 @@
           <w:b/>
           <w:bCs/>
         </w:rPr>
-        <w:t>traChat</w:t>
-      </w:r>
-      <w:proofErr w:type="spellEnd"/>
+        <w:t xml:space="preserve">traChat </w:t>
+      </w:r>
+      <w:r>
+        <w:t>provides real-time messaging and basic file sharing without incurring data co</w:t>
+      </w:r>
+      <w:r>
+        <w:t>sts</w:t>
+      </w:r>
+      <w:r>
+        <w:t xml:space="preserve"> and the development of</w:t>
+      </w:r>
+      <w:r>
+        <w:t xml:space="preserve"> </w:t>
+      </w:r>
       <w:r>
         <w:rPr>
           <w:b/>
           <w:bCs/>
         </w:rPr>
+        <w:t>IntraChat</w:t>
+      </w:r>
+      <w:r>
+        <w:rPr>
+          <w:b/>
+          <w:bCs/>
+        </w:rPr>
         <w:t xml:space="preserve"> </w:t>
       </w:r>
       <w:r>
-        <w:t>provides real-time messaging and basic file sharing without incurring data co</w:t>
-      </w:r>
-      <w:r>
-        <w:t>sts</w:t>
-      </w:r>
-      <w:r>
-        <w:t xml:space="preserve"> and the development of </w:t>
-      </w:r>
+        <w:t>is guided by established principles of LAN</w:t>
+      </w:r>
+      <w:r>
+        <w:t xml:space="preserve"> communication, including reliability, security, and zero-cost </w:t>
+      </w:r>
+      <w:r>
+        <w:t>operation.</w:t>
+      </w:r>
+      <w:r>
+        <w:t xml:space="preserve"> </w:t>
+      </w:r>
+    </w:p>
+    <w:p>
+      <w:pPr>
+        <w:pStyle w:val="Heading2"/>
+      </w:pPr>
+      <w:r>
+        <w:t>1.2</w:t>
+      </w:r>
+      <w:r>
+        <w:tab/>
+        <w:t>Problem Statement</w:t>
+      </w:r>
+    </w:p>
+    <w:p>
+      <w:r>
+        <w:t xml:space="preserve">Despite the widespread use of instant messaging in </w:t>
+      </w:r>
+      <w:r>
+        <w:t>South Africa universities, institutions lack a secure, in</w:t>
+      </w:r>
+      <w:r>
+        <w:t xml:space="preserve">ternal communication tool, exposing them </w:t>
+      </w:r>
+      <w:r>
+        <w:t>to significant cybersecurity such as ransomware and data breaches</w:t>
+      </w:r>
+      <w:r>
+        <w:t>.</w:t>
+      </w:r>
+      <w:r>
+        <w:t xml:space="preserve"> While most universities possess </w:t>
+      </w:r>
+      <w:r>
+        <w:t xml:space="preserve">LAN infrastructure, there is currently no dedicated application that utilises this </w:t>
+      </w:r>
+      <w:r>
+        <w:t xml:space="preserve">existing network to provide instant, secure, and </w:t>
+      </w:r>
+      <w:r>
+        <w:t>zero</w:t>
+      </w:r>
+      <w:r>
+        <w:t xml:space="preserve">-cost </w:t>
+      </w:r>
+      <w:r>
+        <w:t xml:space="preserve">communication. Therefore, the problem id the absence </w:t>
+      </w:r>
+      <w:r>
+        <w:t xml:space="preserve">pf a controlled localised messaging system that </w:t>
+      </w:r>
+      <w:r>
+        <w:t>guarantees</w:t>
+      </w:r>
+      <w:r>
+        <w:t xml:space="preserve"> priva</w:t>
+      </w:r>
+      <w:r>
+        <w:t>cy.</w:t>
+      </w:r>
+    </w:p>
+    <w:p>
+      <w:pPr>
+        <w:pStyle w:val="Heading2"/>
+      </w:pPr>
+      <w:r>
+        <w:t>1.3</w:t>
+      </w:r>
+      <w:r>
+        <w:tab/>
+      </w:r>
+      <w:r>
+        <w:t>Purpose of the Repor</w:t>
+      </w:r>
+      <w:r>
+        <w:t>t</w:t>
+      </w:r>
+    </w:p>
+    <w:p>
+      <w:r>
+        <w:t xml:space="preserve">The purpose of this report is to justify the development of </w:t>
+      </w:r>
+      <w:r>
+        <w:rPr>
+          <w:b/>
+          <w:bCs/>
+        </w:rPr>
+        <w:t>IntraChat</w:t>
+      </w:r>
+      <w:r>
+        <w:rPr>
+          <w:b/>
+          <w:bCs/>
+        </w:rPr>
+        <w:t xml:space="preserve">, </w:t>
+      </w:r>
+      <w:r>
+        <w:t>a Java-based LAN chat application, as the solution for secure</w:t>
+      </w:r>
+      <w:r>
+        <w:t>, internal university communication. By outlining the design approach and Java implementation, this report demonstrates</w:t>
+      </w:r>
+      <w:r>
+        <w:t xml:space="preserve"> how </w:t>
+      </w:r>
+      <w:r>
+        <w:rPr>
+          <w:b/>
+          <w:bCs/>
+        </w:rPr>
+        <w:t xml:space="preserve">IntraChat </w:t>
+      </w:r>
+      <w:r>
+        <w:t xml:space="preserve">fulfils the project requirements while providing a </w:t>
+      </w:r>
+      <w:r>
+        <w:t>privacy-preserving alternative to commercial messaging platforms.</w:t>
+      </w:r>
+    </w:p>
+    <w:p>
+      <w:pPr>
+        <w:pStyle w:val="Heading2"/>
+      </w:pPr>
+      <w:r>
+        <w:t>1.4</w:t>
+      </w:r>
+      <w:r>
+        <w:tab/>
+      </w:r>
+      <w:r>
+        <w:t>Main Idea</w:t>
+      </w:r>
+    </w:p>
+    <w:p>
+      <w:r>
+        <w:t>This report argues that IntraChat, implemented using Java Sockets and Frame Forms in a Client-Server architecture, is the most appropriate solution for university communication. It provides secure, zero-cost local messaging that eliminates third-party data exposure while fulfilling all SDN150S technical requirements.</w:t>
+      </w:r>
+      <w:r>
+        <w:t xml:space="preserve"> </w:t>
+      </w:r>
+    </w:p>
+    <w:p>
       <w:r>
         <w:br w:type="page"/>
       </w:r>
@@ -1552,6 +1720,19 @@
           <w:rFonts w:ascii="Cabri" w:hAnsi="Cabri"/>
         </w:rPr>
       </w:pPr>
+      <w:r>
+        <w:rPr>
+          <w:rFonts w:ascii="Cabri" w:hAnsi="Cabri"/>
+        </w:rPr>
+        <w:t>2.1</w:t>
+      </w:r>
+      <w:r>
+        <w:rPr>
+          <w:rFonts w:ascii="Cabri" w:hAnsi="Cabri"/>
+        </w:rPr>
+        <w:tab/>
+        <w:t>Why a</w:t>
+      </w:r>
       <w:r>
         <w:rPr>
           <w:rFonts w:ascii="Cabri" w:hAnsi="Cabri"/>
@@ -2605,7 +2786,6 @@
   <w:style w:type="character" w:default="1" w:styleId="DefaultParagraphFont">
     <w:name w:val="Default Paragraph Font"/>
     <w:uiPriority w:val="1"/>
-    <w:semiHidden/>
     <w:unhideWhenUsed/>
   </w:style>
   <w:style w:type="table" w:default="1" w:styleId="TableNormal">

--- a/docs/report/TechnicalReport.docx
+++ b/docs/report/TechnicalReport.docx
@@ -1273,6 +1273,7 @@
           <w:id w:val="-335306125"/>
           <w:citation/>
         </w:sdtPr>
+        <w:sdtEndPr/>
         <w:sdtContent>
           <w:r>
             <w:fldChar w:fldCharType="begin"/>
@@ -1324,6 +1325,7 @@
           <w:id w:val="-338153970"/>
           <w:citation/>
         </w:sdtPr>
+        <w:sdtEndPr/>
         <w:sdtContent>
           <w:r>
             <w:fldChar w:fldCharType="begin"/>
@@ -1401,6 +1403,7 @@
           <w:id w:val="-2054069327"/>
           <w:citation/>
         </w:sdtPr>
+        <w:sdtEndPr/>
         <w:sdtContent>
           <w:r>
             <w:fldChar w:fldCharType="begin"/>
@@ -1687,10 +1690,7 @@
     </w:p>
     <w:p>
       <w:r>
-        <w:t>This report argues that IntraChat, implemented using Java Sockets and Frame Forms in a Client-Server architecture, is the most appropriate solution for university communication. It provides secure, zero-cost local messaging that eliminates third-party data exposure while fulfilling all SDN150S technical requirements.</w:t>
-      </w:r>
-      <w:r>
-        <w:t xml:space="preserve"> </w:t>
+        <w:t xml:space="preserve">This report argues that IntraChat, implemented using Java Sockets and Frame Forms in a Client-Server architecture, is the most appropriate solution for university communication. It provides secure, zero-cost local messaging that eliminates third-party data exposure while fulfilling all SDN150S technical requirements. </w:t>
       </w:r>
     </w:p>
     <w:p>
@@ -1732,6 +1732,12 @@
         </w:rPr>
         <w:tab/>
         <w:t>Why a</w:t>
+      </w:r>
+      <w:r>
+        <w:rPr>
+          <w:rFonts w:ascii="Cabri" w:hAnsi="Cabri"/>
+        </w:rPr>
+        <w:t xml:space="preserve"> sdr</w:t>
       </w:r>
       <w:r>
         <w:rPr>
@@ -2786,6 +2792,7 @@
   <w:style w:type="character" w:default="1" w:styleId="DefaultParagraphFont">
     <w:name w:val="Default Paragraph Font"/>
     <w:uiPriority w:val="1"/>
+    <w:semiHidden/>
     <w:unhideWhenUsed/>
   </w:style>
   <w:style w:type="table" w:default="1" w:styleId="TableNormal">

--- a/docs/report/TechnicalReport.docx
+++ b/docs/report/TechnicalReport.docx
@@ -1103,6 +1103,7 @@
         </w:rPr>
         <w:t>This report details the design, develop, and analysis of “</w:t>
       </w:r>
+      <w:proofErr w:type="spellStart"/>
       <w:r>
         <w:rPr>
           <w:rFonts w:ascii="Cabri" w:hAnsi="Cabri"/>
@@ -1110,6 +1111,7 @@
         </w:rPr>
         <w:t>IntraChat</w:t>
       </w:r>
+      <w:proofErr w:type="spellEnd"/>
       <w:r>
         <w:rPr>
           <w:rFonts w:ascii="Cabri" w:hAnsi="Cabri"/>
@@ -1117,6 +1119,7 @@
         </w:rPr>
         <w:t xml:space="preserve">”, a Java-based Local Area Network (LAN) chat application specifically targeted at university campuses. </w:t>
       </w:r>
+      <w:proofErr w:type="spellStart"/>
       <w:r>
         <w:rPr>
           <w:rFonts w:ascii="Cabri" w:hAnsi="Cabri"/>
@@ -1124,6 +1127,7 @@
         </w:rPr>
         <w:t>IntraChat</w:t>
       </w:r>
+      <w:proofErr w:type="spellEnd"/>
       <w:r>
         <w:rPr>
           <w:rFonts w:ascii="Cabri" w:hAnsi="Cabri"/>
@@ -1155,6 +1159,7 @@
         </w:rPr>
         <w:t xml:space="preserve">The target market for </w:t>
       </w:r>
+      <w:proofErr w:type="spellStart"/>
       <w:r>
         <w:rPr>
           <w:rFonts w:ascii="Cabri" w:hAnsi="Cabri"/>
@@ -1162,6 +1167,7 @@
         </w:rPr>
         <w:t>IntraChat</w:t>
       </w:r>
+      <w:proofErr w:type="spellEnd"/>
       <w:r>
         <w:rPr>
           <w:rFonts w:ascii="Cabri" w:hAnsi="Cabri"/>
@@ -1176,6 +1182,7 @@
         </w:rPr>
         <w:t xml:space="preserve">is tertiary institutions that require a “controlled alternative” to public messaging platforms such as WhatsApp. The research indicates that by physically containing data within the local network, </w:t>
       </w:r>
+      <w:proofErr w:type="spellStart"/>
       <w:r>
         <w:rPr>
           <w:rFonts w:ascii="Cabri" w:hAnsi="Cabri"/>
@@ -1183,6 +1190,7 @@
         </w:rPr>
         <w:t>IntraChat</w:t>
       </w:r>
+      <w:proofErr w:type="spellEnd"/>
       <w:r>
         <w:rPr>
           <w:rFonts w:ascii="Cabri" w:hAnsi="Cabri"/>
@@ -1273,7 +1281,6 @@
           <w:id w:val="-335306125"/>
           <w:citation/>
         </w:sdtPr>
-        <w:sdtEndPr/>
         <w:sdtContent>
           <w:r>
             <w:fldChar w:fldCharType="begin"/>
@@ -1325,7 +1332,6 @@
           <w:id w:val="-338153970"/>
           <w:citation/>
         </w:sdtPr>
-        <w:sdtEndPr/>
         <w:sdtContent>
           <w:r>
             <w:fldChar w:fldCharType="begin"/>
@@ -1403,7 +1409,6 @@
           <w:id w:val="-2054069327"/>
           <w:citation/>
         </w:sdtPr>
-        <w:sdtEndPr/>
         <w:sdtContent>
           <w:r>
             <w:fldChar w:fldCharType="begin"/>
@@ -1440,6 +1445,7 @@
       <w:r>
         <w:t xml:space="preserve">that </w:t>
       </w:r>
+      <w:proofErr w:type="spellStart"/>
       <w:r>
         <w:rPr>
           <w:b/>
@@ -1447,12 +1453,14 @@
         </w:rPr>
         <w:t>IntraChat</w:t>
       </w:r>
+      <w:proofErr w:type="spellEnd"/>
       <w:r>
         <w:t xml:space="preserve"> is </w:t>
       </w:r>
       <w:r>
         <w:t xml:space="preserve">proposed. </w:t>
       </w:r>
+      <w:proofErr w:type="spellStart"/>
       <w:r>
         <w:rPr>
           <w:b/>
@@ -1460,6 +1468,7 @@
         </w:rPr>
         <w:t>IntraChat</w:t>
       </w:r>
+      <w:proofErr w:type="spellEnd"/>
       <w:r>
         <w:rPr>
           <w:b/>
@@ -1482,6 +1491,7 @@
       <w:r>
         <w:t xml:space="preserve">operating exclusively on the campus LAN, </w:t>
       </w:r>
+      <w:proofErr w:type="spellStart"/>
       <w:r>
         <w:rPr>
           <w:b/>
@@ -1489,6 +1499,7 @@
         </w:rPr>
         <w:t>IntraChat</w:t>
       </w:r>
+      <w:proofErr w:type="spellEnd"/>
       <w:r>
         <w:t xml:space="preserve"> ensures that all messages and shared files </w:t>
       </w:r>
@@ -1504,6 +1515,7 @@
       <w:r>
         <w:t xml:space="preserve"> </w:t>
       </w:r>
+      <w:proofErr w:type="spellStart"/>
       <w:r>
         <w:rPr>
           <w:b/>
@@ -1516,7 +1528,15 @@
           <w:b/>
           <w:bCs/>
         </w:rPr>
-        <w:t xml:space="preserve">traChat </w:t>
+        <w:t>traChat</w:t>
+      </w:r>
+      <w:proofErr w:type="spellEnd"/>
+      <w:r>
+        <w:rPr>
+          <w:b/>
+          <w:bCs/>
+        </w:rPr>
+        <w:t xml:space="preserve"> </w:t>
       </w:r>
       <w:r>
         <w:t>provides real-time messaging and basic file sharing without incurring data co</w:t>
@@ -1530,6 +1550,7 @@
       <w:r>
         <w:t xml:space="preserve"> </w:t>
       </w:r>
+      <w:proofErr w:type="spellStart"/>
       <w:r>
         <w:rPr>
           <w:b/>
@@ -1537,6 +1558,7 @@
         </w:rPr>
         <w:t>IntraChat</w:t>
       </w:r>
+      <w:proofErr w:type="spellEnd"/>
       <w:r>
         <w:rPr>
           <w:b/>
@@ -1601,7 +1623,15 @@
         <w:t xml:space="preserve">-cost </w:t>
       </w:r>
       <w:r>
-        <w:t xml:space="preserve">communication. Therefore, the problem id the absence </w:t>
+        <w:t xml:space="preserve">communication. Therefore, the problem </w:t>
+      </w:r>
+      <w:proofErr w:type="spellStart"/>
+      <w:r>
+        <w:t>id</w:t>
+      </w:r>
+      <w:proofErr w:type="spellEnd"/>
+      <w:r>
+        <w:t xml:space="preserve"> the absence </w:t>
       </w:r>
       <w:r>
         <w:t xml:space="preserve">pf a controlled localised messaging system that </w:t>
@@ -1637,6 +1667,7 @@
       <w:r>
         <w:t xml:space="preserve">The purpose of this report is to justify the development of </w:t>
       </w:r>
+      <w:proofErr w:type="spellStart"/>
       <w:r>
         <w:rPr>
           <w:b/>
@@ -1644,6 +1675,7 @@
         </w:rPr>
         <w:t>IntraChat</w:t>
       </w:r>
+      <w:proofErr w:type="spellEnd"/>
       <w:r>
         <w:rPr>
           <w:b/>
@@ -1660,12 +1692,21 @@
       <w:r>
         <w:t xml:space="preserve"> how </w:t>
       </w:r>
+      <w:proofErr w:type="spellStart"/>
       <w:r>
         <w:rPr>
           <w:b/>
           <w:bCs/>
         </w:rPr>
-        <w:t xml:space="preserve">IntraChat </w:t>
+        <w:t>IntraChat</w:t>
+      </w:r>
+      <w:proofErr w:type="spellEnd"/>
+      <w:r>
+        <w:rPr>
+          <w:b/>
+          <w:bCs/>
+        </w:rPr>
+        <w:t xml:space="preserve"> </w:t>
       </w:r>
       <w:r>
         <w:t xml:space="preserve">fulfils the project requirements while providing a </w:t>
@@ -1690,7 +1731,15 @@
     </w:p>
     <w:p>
       <w:r>
-        <w:t xml:space="preserve">This report argues that IntraChat, implemented using Java Sockets and Frame Forms in a Client-Server architecture, is the most appropriate solution for university communication. It provides secure, zero-cost local messaging that eliminates third-party data exposure while fulfilling all SDN150S technical requirements. </w:t>
+        <w:t xml:space="preserve">This report argues that </w:t>
+      </w:r>
+      <w:proofErr w:type="spellStart"/>
+      <w:r>
+        <w:t>IntraChat</w:t>
+      </w:r>
+      <w:proofErr w:type="spellEnd"/>
+      <w:r>
+        <w:t xml:space="preserve">, implemented using Java Sockets and Frame Forms in a Client-Server architecture, is the most appropriate solution for university communication. It provides secure, zero-cost local messaging that eliminates third-party data exposure while fulfilling all SDN150S technical requirements. </w:t>
       </w:r>
     </w:p>
     <w:p>
@@ -1716,29 +1765,98 @@
     </w:p>
     <w:p>
       <w:pPr>
-        <w:rPr>
-          <w:rFonts w:ascii="Cabri" w:hAnsi="Cabri"/>
-        </w:rPr>
-      </w:pPr>
-      <w:r>
-        <w:rPr>
-          <w:rFonts w:ascii="Cabri" w:hAnsi="Cabri"/>
-        </w:rPr>
+        <w:pStyle w:val="Heading2"/>
+      </w:pPr>
+      <w:r>
         <w:t>2.1</w:t>
       </w:r>
       <w:r>
-        <w:rPr>
-          <w:rFonts w:ascii="Cabri" w:hAnsi="Cabri"/>
-        </w:rPr>
         <w:tab/>
         <w:t>Why a</w:t>
       </w:r>
       <w:r>
-        <w:rPr>
-          <w:rFonts w:ascii="Cabri" w:hAnsi="Cabri"/>
-        </w:rPr>
-        <w:t xml:space="preserve"> sdr</w:t>
-      </w:r>
+        <w:t xml:space="preserve"> </w:t>
+      </w:r>
+      <w:r>
+        <w:t xml:space="preserve">Client-Server architecture? </w:t>
+      </w:r>
+    </w:p>
+    <w:p>
+      <w:r>
+        <w:t>A Client-Server model simplifies active user management.</w:t>
+      </w:r>
+      <w:r>
+        <w:t xml:space="preserve"> A central Java </w:t>
+      </w:r>
+      <w:proofErr w:type="spellStart"/>
+      <w:r>
+        <w:t>ServerSocket</w:t>
+      </w:r>
+      <w:proofErr w:type="spellEnd"/>
+      <w:r>
+        <w:t xml:space="preserve"> manages administrator access code and message </w:t>
+      </w:r>
+      <w:r>
+        <w:t>broadcasting;</w:t>
+      </w:r>
+      <w:r>
+        <w:t xml:space="preserve"> this aligns with the requirements for a reliable LAN communication</w:t>
+      </w:r>
+      <w:sdt>
+        <w:sdtPr>
+          <w:id w:val="732049626"/>
+          <w:citation/>
+        </w:sdtPr>
+        <w:sdtContent>
+          <w:r>
+            <w:fldChar w:fldCharType="begin"/>
+          </w:r>
+          <w:r>
+            <w:rPr>
+              <w:lang w:val="en-US"/>
+            </w:rPr>
+            <w:instrText xml:space="preserve"> CITATION Ahm18 \l 1033 </w:instrText>
+          </w:r>
+          <w:r>
+            <w:fldChar w:fldCharType="separate"/>
+          </w:r>
+          <w:r>
+            <w:rPr>
+              <w:noProof/>
+              <w:lang w:val="en-US"/>
+            </w:rPr>
+            <w:t xml:space="preserve"> (Ahmed, Falah, &amp; Ullah, 2018)</w:t>
+          </w:r>
+          <w:r>
+            <w:fldChar w:fldCharType="end"/>
+          </w:r>
+        </w:sdtContent>
+      </w:sdt>
+      <w:r>
+        <w:t>.</w:t>
+      </w:r>
+    </w:p>
+    <w:p>
+      <w:pPr>
+        <w:pStyle w:val="Heading2"/>
+      </w:pPr>
+      <w:r>
+        <w:t>2.2</w:t>
+      </w:r>
+      <w:r>
+        <w:tab/>
+      </w:r>
+      <w:r>
+        <w:t>How do Java Sockets and Frame Forms fulfil requirements?</w:t>
+      </w:r>
+    </w:p>
+    <w:p/>
+    <w:p>
+      <w:pPr>
+        <w:rPr>
+          <w:rFonts w:ascii="Cabri" w:hAnsi="Cabri"/>
+        </w:rPr>
+      </w:pPr>
       <w:r>
         <w:rPr>
           <w:rFonts w:ascii="Cabri" w:hAnsi="Cabri"/>
@@ -3258,11 +3376,39 @@
     </b:Author>
     <b:RefOrder>2</b:RefOrder>
   </b:Source>
+  <b:Source>
+    <b:Tag>Ahm18</b:Tag>
+    <b:SourceType>JournalArticle</b:SourceType>
+    <b:Guid>{C29B1CAE-B65D-4E5A-95E7-D56A57C9E4CC}</b:Guid>
+    <b:Title>Design and implement chat program using TCP/IP</b:Title>
+    <b:JournalName>Iraqi Journal for Computers and Informatics</b:JournalName>
+    <b:Year>2018</b:Year>
+    <b:Pages>6</b:Pages>
+    <b:Author>
+      <b:Author>
+        <b:NameList>
+          <b:Person>
+            <b:Last>Ahmed</b:Last>
+            <b:First>Mohammed</b:First>
+          </b:Person>
+          <b:Person>
+            <b:Last>Falah</b:Last>
+            <b:First>Lara</b:First>
+          </b:Person>
+          <b:Person>
+            <b:Last>Ullah</b:Last>
+            <b:First>Liqaa</b:First>
+          </b:Person>
+        </b:NameList>
+      </b:Author>
+    </b:Author>
+    <b:RefOrder>3</b:RefOrder>
+  </b:Source>
 </b:Sources>
 </file>
 
 <file path=customXml/itemProps1.xml><?xml version="1.0" encoding="utf-8"?>
-<ds:datastoreItem xmlns:ds="http://schemas.openxmlformats.org/officeDocument/2006/customXml" ds:itemID="{93F68867-463A-4E09-BEE3-901D0E2E049A}">
+<ds:datastoreItem xmlns:ds="http://schemas.openxmlformats.org/officeDocument/2006/customXml" ds:itemID="{E9371849-290C-41E3-AA8E-47FE7E66D4E9}">
   <ds:schemaRefs>
     <ds:schemaRef ds:uri="http://schemas.openxmlformats.org/officeDocument/2006/bibliography"/>
   </ds:schemaRefs>

--- a/docs/report/TechnicalReport.docx
+++ b/docs/report/TechnicalReport.docx
@@ -1850,6 +1850,43 @@
         <w:t>How do Java Sockets and Frame Forms fulfil requirements?</w:t>
       </w:r>
     </w:p>
+    <w:p>
+      <w:r>
+        <w:t xml:space="preserve">Java Sockets use TCP/IP to guarantee reliable text and file transfer. Java Frame </w:t>
+      </w:r>
+      <w:r>
+        <w:t>Forms (</w:t>
+      </w:r>
+      <w:r>
+        <w:t>Swing) provide the GUI.</w:t>
+      </w:r>
+    </w:p>
+    <w:p>
+      <w:pPr>
+        <w:pStyle w:val="Heading2"/>
+      </w:pPr>
+      <w:r>
+        <w:t>2.3</w:t>
+      </w:r>
+      <w:r>
+        <w:tab/>
+        <w:t>How is secure access ensured?</w:t>
+      </w:r>
+    </w:p>
+    <w:p>
+      <w:r>
+        <w:t>Securi</w:t>
+      </w:r>
+      <w:r>
+        <w:t>ty relies on network containment and access con</w:t>
+      </w:r>
+      <w:r>
+        <w:t>trol. Operating on a LAN prevents external third-party access. Furthermore, requiring an admin-generated access code ensures only authorised students can join labora</w:t>
+      </w:r>
+      <w:r>
+        <w:t>tory chat rooms.</w:t>
+      </w:r>
+    </w:p>
     <w:p/>
     <w:p>
       <w:pPr>
@@ -1881,6 +1918,81 @@
       </w:r>
     </w:p>
     <w:p>
+      <w:pPr>
+        <w:pStyle w:val="Heading2"/>
+        <w:rPr>
+          <w:lang w:val="en-ZA"/>
+        </w:rPr>
+      </w:pPr>
+      <w:r>
+        <w:rPr>
+          <w:lang w:val="en-ZA"/>
+        </w:rPr>
+        <w:t>3.1</w:t>
+      </w:r>
+      <w:r>
+        <w:rPr>
+          <w:lang w:val="en-ZA"/>
+        </w:rPr>
+        <w:tab/>
+        <w:t>UML Diagram</w:t>
+      </w:r>
+    </w:p>
+    <w:p>
+      <w:pPr>
+        <w:pStyle w:val="Heading2"/>
+        <w:rPr>
+          <w:lang w:val="en-ZA"/>
+        </w:rPr>
+      </w:pPr>
+      <w:r>
+        <w:rPr>
+          <w:lang w:val="en-ZA"/>
+        </w:rPr>
+        <w:t>3.2</w:t>
+      </w:r>
+      <w:r>
+        <w:rPr>
+          <w:lang w:val="en-ZA"/>
+        </w:rPr>
+        <w:tab/>
+      </w:r>
+      <w:r>
+        <w:rPr>
+          <w:lang w:val="en-ZA"/>
+        </w:rPr>
+        <w:t>Pseudocode</w:t>
+      </w:r>
+    </w:p>
+    <w:p>
+      <w:pPr>
+        <w:pStyle w:val="Heading2"/>
+        <w:rPr>
+          <w:lang w:val="en-ZA"/>
+        </w:rPr>
+      </w:pPr>
+      <w:r>
+        <w:rPr>
+          <w:lang w:val="en-ZA"/>
+        </w:rPr>
+        <w:t>3.3</w:t>
+      </w:r>
+      <w:r>
+        <w:rPr>
+          <w:lang w:val="en-ZA"/>
+        </w:rPr>
+        <w:tab/>
+        <w:t>Java Implementation</w:t>
+      </w:r>
+    </w:p>
+    <w:p>
+      <w:pPr>
+        <w:rPr>
+          <w:lang w:val="en-ZA"/>
+        </w:rPr>
+      </w:pPr>
+    </w:p>
+    <w:p>
       <w:r>
         <w:br w:type="page"/>
       </w:r>
@@ -1899,6 +2011,25 @@
         </w:rPr>
         <w:lastRenderedPageBreak/>
         <w:t>CHAPTER FOUR: RESULTS AND ANALYSIS</w:t>
+      </w:r>
+    </w:p>
+    <w:p>
+      <w:pPr>
+        <w:rPr>
+          <w:lang w:val="en-ZA"/>
+        </w:rPr>
+      </w:pPr>
+      <w:r>
+        <w:rPr>
+          <w:lang w:val="en-ZA"/>
+        </w:rPr>
+        <w:t>4.1</w:t>
+      </w:r>
+      <w:r>
+        <w:rPr>
+          <w:lang w:val="en-ZA"/>
+        </w:rPr>
+        <w:tab/>
       </w:r>
     </w:p>
     <w:p>
